--- a/ap-revision/C02 期末复习清单.docx
+++ b/ap-revision/C02 期末复习清单.docx
@@ -8,7 +8,7 @@
       </w:pPr>
       <w:r>
         <w:rPr>
-          <w:rFonts w:ascii="Arial" w:hAnsi="Arial" w:eastAsia="Arial"/>
+          <w:rFonts w:ascii="Arial" w:hAnsi="Arial"/>
           <w:b/>
           <w:sz w:val="28"/>
         </w:rPr>
@@ -26,7 +26,7 @@
       </w:pPr>
       <w:r>
         <w:rPr>
-          <w:rFonts w:ascii="霞鹜文楷 Medium" w:hAnsi="霞鹜文楷 Medium" w:eastAsia="霞鹜文楷 Medium"/>
+          <w:rFonts w:ascii="霞鹜文楷 Medium" w:hAnsi="霞鹜文楷 Medium"/>
           <w:b/>
           <w:sz w:val="22"/>
         </w:rPr>
@@ -39,7 +39,7 @@
       </w:pPr>
       <w:r>
         <w:rPr>
-          <w:rFonts w:ascii="霞鹜文楷 Medium" w:hAnsi="霞鹜文楷 Medium" w:eastAsia="霞鹜文楷 Medium"/>
+          <w:rFonts w:ascii="霞鹜文楷 Medium" w:hAnsi="霞鹜文楷 Medium"/>
           <w:b/>
           <w:sz w:val="22"/>
         </w:rPr>
@@ -52,7 +52,7 @@
       </w:pPr>
       <w:r>
         <w:rPr>
-          <w:rFonts w:ascii="霞鹜文楷 Medium" w:hAnsi="霞鹜文楷 Medium" w:eastAsia="霞鹜文楷 Medium"/>
+          <w:rFonts w:ascii="霞鹜文楷 Medium" w:hAnsi="霞鹜文楷 Medium"/>
           <w:b/>
           <w:sz w:val="22"/>
         </w:rPr>
@@ -65,7 +65,7 @@
       </w:pPr>
       <w:r>
         <w:rPr>
-          <w:rFonts w:ascii="霞鹜文楷 Medium" w:hAnsi="霞鹜文楷 Medium" w:eastAsia="霞鹜文楷 Medium"/>
+          <w:rFonts w:ascii="霞鹜文楷 Medium" w:hAnsi="霞鹜文楷 Medium"/>
           <w:b/>
           <w:sz w:val="22"/>
         </w:rPr>
@@ -78,13 +78,14 @@
       </w:pPr>
       <w:r>
         <w:rPr>
-          <w:rFonts w:ascii="霞鹜文楷 Medium" w:hAnsi="霞鹜文楷 Medium" w:eastAsia="霞鹜文楷 Medium"/>
+          <w:rFonts w:ascii="霞鹜文楷 Medium" w:hAnsi="霞鹜文楷 Medium"/>
           <w:b/>
           <w:sz w:val="22"/>
         </w:rPr>
         <w:t>Steps: count total valence electrons → identify central atom (least electronegative, except H) → draw skeleton → distribute remaining electrons as lone pairs → check octet</w:t>
       </w:r>
     </w:p>
+    <w:p/>
     <w:p>
       <w:pPr>
         <w:spacing w:after="40" w:before="80" w:line="240" w:lineRule="auto"/>
@@ -94,7 +95,7 @@
       </w:pPr>
       <w:r>
         <w:rPr>
-          <w:rFonts w:ascii="Arial" w:hAnsi="Arial" w:eastAsia="Arial"/>
+          <w:rFonts w:ascii="Arial" w:hAnsi="Arial"/>
           <w:b w:val="0"/>
           <w:sz w:val="22"/>
         </w:rPr>
@@ -105,7 +106,7 @@
       </w:r>
       <w:r>
         <w:rPr>
-          <w:rFonts w:ascii="Arial" w:hAnsi="Arial" w:eastAsia="Arial"/>
+          <w:rFonts w:ascii="Arial" w:hAnsi="Arial"/>
           <w:b w:val="0"/>
           <w:sz w:val="22"/>
         </w:rPr>
@@ -118,7 +119,7 @@
       </w:pPr>
       <w:r>
         <w:rPr>
-          <w:rFonts w:ascii="Arial" w:hAnsi="Arial" w:eastAsia="Arial"/>
+          <w:rFonts w:ascii="Arial" w:hAnsi="Arial"/>
           <w:b w:val="0"/>
           <w:sz w:val="22"/>
         </w:rPr>
@@ -131,7 +132,7 @@
       </w:pPr>
       <w:r>
         <w:rPr>
-          <w:rFonts w:ascii="Arial" w:hAnsi="Arial" w:eastAsia="Arial"/>
+          <w:rFonts w:ascii="Arial" w:hAnsi="Arial"/>
           <w:b w:val="0"/>
           <w:sz w:val="22"/>
         </w:rPr>
@@ -144,7 +145,7 @@
       </w:pPr>
       <w:r>
         <w:rPr>
-          <w:rFonts w:ascii="Arial" w:hAnsi="Arial" w:eastAsia="Arial"/>
+          <w:rFonts w:ascii="Arial" w:hAnsi="Arial"/>
           <w:b w:val="0"/>
           <w:sz w:val="22"/>
         </w:rPr>
@@ -157,7 +158,7 @@
       </w:pPr>
       <w:r>
         <w:rPr>
-          <w:rFonts w:ascii="Arial" w:hAnsi="Arial" w:eastAsia="Arial"/>
+          <w:rFonts w:ascii="Arial" w:hAnsi="Arial"/>
           <w:b w:val="0"/>
           <w:sz w:val="22"/>
         </w:rPr>
@@ -178,7 +179,7 @@
       </w:pPr>
       <w:r>
         <w:rPr>
-          <w:rFonts w:ascii="Arial" w:hAnsi="Arial" w:eastAsia="Arial"/>
+          <w:rFonts w:ascii="Arial" w:hAnsi="Arial"/>
           <w:b w:val="0"/>
           <w:sz w:val="22"/>
         </w:rPr>
@@ -189,7 +190,7 @@
       </w:r>
       <w:r>
         <w:rPr>
-          <w:rFonts w:ascii="Arial" w:hAnsi="Arial" w:eastAsia="Arial"/>
+          <w:rFonts w:ascii="Arial" w:hAnsi="Arial"/>
           <w:b w:val="0"/>
           <w:sz w:val="22"/>
         </w:rPr>
@@ -202,7 +203,7 @@
       </w:pPr>
       <w:r>
         <w:rPr>
-          <w:rFonts w:ascii="Arial" w:hAnsi="Arial" w:eastAsia="Arial"/>
+          <w:rFonts w:ascii="Arial" w:hAnsi="Arial"/>
           <w:b w:val="0"/>
           <w:sz w:val="22"/>
         </w:rPr>
@@ -215,7 +216,7 @@
       </w:pPr>
       <w:r>
         <w:rPr>
-          <w:rFonts w:ascii="Arial" w:hAnsi="Arial" w:eastAsia="Arial"/>
+          <w:rFonts w:ascii="Arial" w:hAnsi="Arial"/>
           <w:b w:val="0"/>
           <w:sz w:val="22"/>
         </w:rPr>
@@ -228,7 +229,7 @@
       </w:pPr>
       <w:r>
         <w:rPr>
-          <w:rFonts w:ascii="Arial" w:hAnsi="Arial" w:eastAsia="Arial"/>
+          <w:rFonts w:ascii="Arial" w:hAnsi="Arial"/>
           <w:b w:val="0"/>
           <w:sz w:val="22"/>
         </w:rPr>
@@ -241,7 +242,7 @@
       </w:pPr>
       <w:r>
         <w:rPr>
-          <w:rFonts w:ascii="Arial" w:hAnsi="Arial" w:eastAsia="Arial"/>
+          <w:rFonts w:ascii="Arial" w:hAnsi="Arial"/>
           <w:b w:val="0"/>
           <w:sz w:val="22"/>
         </w:rPr>
@@ -262,7 +263,7 @@
       </w:pPr>
       <w:r>
         <w:rPr>
-          <w:rFonts w:ascii="Arial" w:hAnsi="Arial" w:eastAsia="Arial"/>
+          <w:rFonts w:ascii="Arial" w:hAnsi="Arial"/>
           <w:b w:val="0"/>
           <w:sz w:val="22"/>
         </w:rPr>
@@ -273,7 +274,7 @@
       </w:r>
       <w:r>
         <w:rPr>
-          <w:rFonts w:ascii="Arial" w:hAnsi="Arial" w:eastAsia="Arial"/>
+          <w:rFonts w:ascii="Arial" w:hAnsi="Arial"/>
           <w:b w:val="0"/>
           <w:sz w:val="22"/>
         </w:rPr>
@@ -286,7 +287,7 @@
       </w:pPr>
       <w:r>
         <w:rPr>
-          <w:rFonts w:ascii="Arial" w:hAnsi="Arial" w:eastAsia="Arial"/>
+          <w:rFonts w:ascii="Arial" w:hAnsi="Arial"/>
           <w:b w:val="0"/>
           <w:sz w:val="22"/>
         </w:rPr>
@@ -299,7 +300,7 @@
       </w:pPr>
       <w:r>
         <w:rPr>
-          <w:rFonts w:ascii="Arial" w:hAnsi="Arial" w:eastAsia="Arial"/>
+          <w:rFonts w:ascii="Arial" w:hAnsi="Arial"/>
           <w:b w:val="0"/>
           <w:sz w:val="22"/>
         </w:rPr>
@@ -312,7 +313,7 @@
       </w:pPr>
       <w:r>
         <w:rPr>
-          <w:rFonts w:ascii="Arial" w:hAnsi="Arial" w:eastAsia="Arial"/>
+          <w:rFonts w:ascii="Arial" w:hAnsi="Arial"/>
           <w:b w:val="0"/>
           <w:sz w:val="22"/>
         </w:rPr>
@@ -325,7 +326,7 @@
       </w:pPr>
       <w:r>
         <w:rPr>
-          <w:rFonts w:ascii="Arial" w:hAnsi="Arial" w:eastAsia="Arial"/>
+          <w:rFonts w:ascii="Arial" w:hAnsi="Arial"/>
           <w:b w:val="0"/>
           <w:sz w:val="22"/>
         </w:rPr>
@@ -346,31 +347,44 @@
       </w:pPr>
       <w:r>
         <w:rPr>
-          <w:rFonts w:ascii="Arial" w:hAnsi="Arial" w:eastAsia="Arial"/>
+          <w:rFonts w:ascii="Arial" w:hAnsi="Arial"/>
           <w:b w:val="0"/>
           <w:sz w:val="22"/>
         </w:rPr>
-        <w:t>4. The AlCl₃ molecule has only 6 electrons around Al. A student proposes adding a double bond to give Al an octet. Which statement is correct?</w:t>
-      </w:r>
-      <w:r>
-        <w:tab/>
+        <w:t>4.</w:t>
       </w:r>
       <w:r>
         <w:rPr>
-          <w:rFonts w:ascii="Arial" w:hAnsi="Arial" w:eastAsia="Arial"/>
+          <w:rFonts w:ascii="Arial" w:hAnsi="Arial"/>
           <w:b w:val="0"/>
           <w:sz w:val="22"/>
         </w:rPr>
-        <w:t>（   ）</w:t>
+        <w:t xml:space="preserve"> The AlCl₃ molecule has only 6 electrons around Al. A student proposes adding a double bond to give Al an octet.</w:t>
       </w:r>
     </w:p>
     <w:p>
       <w:pPr>
-        <w:spacing w:after="20" w:before="0" w:line="240" w:lineRule="auto"/>
+        <w:spacing w:after="40" w:before="80" w:line="240" w:lineRule="auto"/>
+        <w:tabs>
+          <w:tab w:val="right" w:pos="9072"/>
+        </w:tabs>
       </w:pPr>
       <w:r>
         <w:rPr>
-          <w:rFonts w:ascii="Arial" w:hAnsi="Arial" w:eastAsia="Arial"/>
+          <w:rFonts w:ascii="Arial" w:hAnsi="Arial"/>
+          <w:b w:val="0"/>
+          <w:sz w:val="22"/>
+        </w:rPr>
+        <w:t>Which statement is correct?	（   ）</w:t>
+      </w:r>
+    </w:p>
+    <w:p>
+      <w:pPr>
+        <w:spacing w:after="20" w:before="0" w:line="240" w:lineRule="auto"/>
+      </w:pPr>
+      <w:r>
+        <w:rPr>
+          <w:rFonts w:ascii="Arial" w:hAnsi="Arial"/>
           <w:b w:val="0"/>
           <w:sz w:val="22"/>
         </w:rPr>
@@ -383,7 +397,7 @@
       </w:pPr>
       <w:r>
         <w:rPr>
-          <w:rFonts w:ascii="Arial" w:hAnsi="Arial" w:eastAsia="Arial"/>
+          <w:rFonts w:ascii="Arial" w:hAnsi="Arial"/>
           <w:b w:val="0"/>
           <w:sz w:val="22"/>
         </w:rPr>
@@ -396,7 +410,7 @@
       </w:pPr>
       <w:r>
         <w:rPr>
-          <w:rFonts w:ascii="Arial" w:hAnsi="Arial" w:eastAsia="Arial"/>
+          <w:rFonts w:ascii="Arial" w:hAnsi="Arial"/>
           <w:b w:val="0"/>
           <w:sz w:val="22"/>
         </w:rPr>
@@ -409,7 +423,7 @@
       </w:pPr>
       <w:r>
         <w:rPr>
-          <w:rFonts w:ascii="Arial" w:hAnsi="Arial" w:eastAsia="Arial"/>
+          <w:rFonts w:ascii="Arial" w:hAnsi="Arial"/>
           <w:b w:val="0"/>
           <w:sz w:val="22"/>
         </w:rPr>
@@ -427,7 +441,7 @@
       </w:pPr>
       <w:r>
         <w:rPr>
-          <w:rFonts w:ascii="Arial" w:hAnsi="Arial" w:eastAsia="Arial"/>
+          <w:rFonts w:ascii="Arial" w:hAnsi="Arial"/>
           <w:b w:val="0"/>
           <w:sz w:val="22"/>
         </w:rPr>
@@ -443,7 +457,7 @@
       </w:pPr>
       <w:r>
         <w:rPr>
-          <w:rFonts w:ascii="Arial" w:hAnsi="Arial" w:eastAsia="Arial"/>
+          <w:rFonts w:ascii="Arial" w:hAnsi="Arial"/>
           <w:b w:val="0"/>
           <w:sz w:val="22"/>
         </w:rPr>
@@ -454,7 +468,7 @@
       </w:r>
       <w:r>
         <w:rPr>
-          <w:rFonts w:ascii="Arial" w:hAnsi="Arial" w:eastAsia="Arial"/>
+          <w:rFonts w:ascii="Arial" w:hAnsi="Arial"/>
           <w:b w:val="0"/>
           <w:sz w:val="22"/>
         </w:rPr>
@@ -470,7 +484,7 @@
       </w:pPr>
       <w:r>
         <w:rPr>
-          <w:rFonts w:ascii="Arial" w:hAnsi="Arial" w:eastAsia="Arial"/>
+          <w:rFonts w:ascii="Arial" w:hAnsi="Arial"/>
           <w:b w:val="0"/>
           <w:sz w:val="22"/>
         </w:rPr>
@@ -481,7 +495,7 @@
       </w:r>
       <w:r>
         <w:rPr>
-          <w:rFonts w:ascii="Arial" w:hAnsi="Arial" w:eastAsia="Arial"/>
+          <w:rFonts w:ascii="Arial" w:hAnsi="Arial"/>
           <w:b w:val="0"/>
           <w:sz w:val="22"/>
         </w:rPr>
@@ -499,7 +513,7 @@
       </w:pPr>
       <w:r>
         <w:rPr>
-          <w:rFonts w:ascii="霞鹜文楷 Medium" w:hAnsi="霞鹜文楷 Medium" w:eastAsia="霞鹜文楷 Medium"/>
+          <w:rFonts w:ascii="霞鹜文楷 Medium" w:hAnsi="霞鹜文楷 Medium"/>
           <w:b/>
           <w:sz w:val="22"/>
         </w:rPr>
@@ -512,7 +526,7 @@
       </w:pPr>
       <w:r>
         <w:rPr>
-          <w:rFonts w:ascii="霞鹜文楷 Medium" w:hAnsi="霞鹜文楷 Medium" w:eastAsia="霞鹜文楷 Medium"/>
+          <w:rFonts w:ascii="霞鹜文楷 Medium" w:hAnsi="霞鹜文楷 Medium"/>
           <w:b/>
           <w:sz w:val="22"/>
         </w:rPr>
@@ -525,7 +539,7 @@
       </w:pPr>
       <w:r>
         <w:rPr>
-          <w:rFonts w:ascii="霞鹜文楷 Medium" w:hAnsi="霞鹜文楷 Medium" w:eastAsia="霞鹜文楷 Medium"/>
+          <w:rFonts w:ascii="霞鹜文楷 Medium" w:hAnsi="霞鹜文楷 Medium"/>
           <w:b/>
           <w:sz w:val="22"/>
         </w:rPr>
@@ -538,7 +552,7 @@
       </w:pPr>
       <w:r>
         <w:rPr>
-          <w:rFonts w:ascii="霞鹜文楷 Medium" w:hAnsi="霞鹜文楷 Medium" w:eastAsia="霞鹜文楷 Medium"/>
+          <w:rFonts w:ascii="霞鹜文楷 Medium" w:hAnsi="霞鹜文楷 Medium"/>
           <w:b/>
           <w:sz w:val="22"/>
         </w:rPr>
@@ -551,13 +565,14 @@
       </w:pPr>
       <w:r>
         <w:rPr>
-          <w:rFonts w:ascii="霞鹜文楷 Medium" w:hAnsi="霞鹜文楷 Medium" w:eastAsia="霞鹜文楷 Medium"/>
+          <w:rFonts w:ascii="霞鹜文楷 Medium" w:hAnsi="霞鹜文楷 Medium"/>
           <w:b/>
           <w:sz w:val="22"/>
         </w:rPr>
         <w:t>Resonance structures have identical bond lengths intermediate between single and double bonds</w:t>
       </w:r>
     </w:p>
+    <w:p/>
     <w:p>
       <w:pPr>
         <w:spacing w:after="40" w:before="80" w:line="240" w:lineRule="auto"/>
@@ -567,7 +582,7 @@
       </w:pPr>
       <w:r>
         <w:rPr>
-          <w:rFonts w:ascii="Arial" w:hAnsi="Arial" w:eastAsia="Arial"/>
+          <w:rFonts w:ascii="Arial" w:hAnsi="Arial"/>
           <w:b w:val="0"/>
           <w:sz w:val="22"/>
         </w:rPr>
@@ -578,7 +593,7 @@
       </w:r>
       <w:r>
         <w:rPr>
-          <w:rFonts w:ascii="Arial" w:hAnsi="Arial" w:eastAsia="Arial"/>
+          <w:rFonts w:ascii="Arial" w:hAnsi="Arial"/>
           <w:b w:val="0"/>
           <w:sz w:val="22"/>
         </w:rPr>
@@ -591,7 +606,7 @@
       </w:pPr>
       <w:r>
         <w:rPr>
-          <w:rFonts w:ascii="Arial" w:hAnsi="Arial" w:eastAsia="Arial"/>
+          <w:rFonts w:ascii="Arial" w:hAnsi="Arial"/>
           <w:b w:val="0"/>
           <w:sz w:val="22"/>
         </w:rPr>
@@ -604,7 +619,7 @@
       </w:pPr>
       <w:r>
         <w:rPr>
-          <w:rFonts w:ascii="Arial" w:hAnsi="Arial" w:eastAsia="Arial"/>
+          <w:rFonts w:ascii="Arial" w:hAnsi="Arial"/>
           <w:b w:val="0"/>
           <w:sz w:val="22"/>
         </w:rPr>
@@ -617,7 +632,7 @@
       </w:pPr>
       <w:r>
         <w:rPr>
-          <w:rFonts w:ascii="Arial" w:hAnsi="Arial" w:eastAsia="Arial"/>
+          <w:rFonts w:ascii="Arial" w:hAnsi="Arial"/>
           <w:b w:val="0"/>
           <w:sz w:val="22"/>
         </w:rPr>
@@ -630,7 +645,7 @@
       </w:pPr>
       <w:r>
         <w:rPr>
-          <w:rFonts w:ascii="Arial" w:hAnsi="Arial" w:eastAsia="Arial"/>
+          <w:rFonts w:ascii="Arial" w:hAnsi="Arial"/>
           <w:b w:val="0"/>
           <w:sz w:val="22"/>
         </w:rPr>
@@ -651,31 +666,44 @@
       </w:pPr>
       <w:r>
         <w:rPr>
-          <w:rFonts w:ascii="Arial" w:hAnsi="Arial" w:eastAsia="Arial"/>
+          <w:rFonts w:ascii="Arial" w:hAnsi="Arial"/>
           <w:b w:val="0"/>
           <w:sz w:val="22"/>
         </w:rPr>
-        <w:t>2. For the SCN⁻ ion, two resonance structures are possible: [S=C=N]⁻ and [S-C≡N]⁻. Based on formal charges, which is preferred?</w:t>
-      </w:r>
-      <w:r>
-        <w:tab/>
+        <w:t>2.</w:t>
       </w:r>
       <w:r>
         <w:rPr>
-          <w:rFonts w:ascii="Arial" w:hAnsi="Arial" w:eastAsia="Arial"/>
+          <w:rFonts w:ascii="Arial" w:hAnsi="Arial"/>
           <w:b w:val="0"/>
           <w:sz w:val="22"/>
         </w:rPr>
-        <w:t>（   ）</w:t>
+        <w:t xml:space="preserve"> For the SCN⁻ ion, two resonance structures are possible: [S=C=N]⁻ and [S-C≡N]⁻.</w:t>
       </w:r>
     </w:p>
     <w:p>
       <w:pPr>
-        <w:spacing w:after="20" w:before="0" w:line="240" w:lineRule="auto"/>
+        <w:spacing w:after="40" w:before="80" w:line="240" w:lineRule="auto"/>
+        <w:tabs>
+          <w:tab w:val="right" w:pos="9072"/>
+        </w:tabs>
       </w:pPr>
       <w:r>
         <w:rPr>
-          <w:rFonts w:ascii="Arial" w:hAnsi="Arial" w:eastAsia="Arial"/>
+          <w:rFonts w:ascii="Arial" w:hAnsi="Arial"/>
+          <w:b w:val="0"/>
+          <w:sz w:val="22"/>
+        </w:rPr>
+        <w:t>Based on formal charges, which is preferred?	（   ）</w:t>
+      </w:r>
+    </w:p>
+    <w:p>
+      <w:pPr>
+        <w:spacing w:after="20" w:before="0" w:line="240" w:lineRule="auto"/>
+      </w:pPr>
+      <w:r>
+        <w:rPr>
+          <w:rFonts w:ascii="Arial" w:hAnsi="Arial"/>
           <w:b w:val="0"/>
           <w:sz w:val="22"/>
         </w:rPr>
@@ -688,7 +716,7 @@
       </w:pPr>
       <w:r>
         <w:rPr>
-          <w:rFonts w:ascii="Arial" w:hAnsi="Arial" w:eastAsia="Arial"/>
+          <w:rFonts w:ascii="Arial" w:hAnsi="Arial"/>
           <w:b w:val="0"/>
           <w:sz w:val="22"/>
         </w:rPr>
@@ -701,7 +729,7 @@
       </w:pPr>
       <w:r>
         <w:rPr>
-          <w:rFonts w:ascii="Arial" w:hAnsi="Arial" w:eastAsia="Arial"/>
+          <w:rFonts w:ascii="Arial" w:hAnsi="Arial"/>
           <w:b w:val="0"/>
           <w:sz w:val="22"/>
         </w:rPr>
@@ -714,7 +742,7 @@
       </w:pPr>
       <w:r>
         <w:rPr>
-          <w:rFonts w:ascii="Arial" w:hAnsi="Arial" w:eastAsia="Arial"/>
+          <w:rFonts w:ascii="Arial" w:hAnsi="Arial"/>
           <w:b w:val="0"/>
           <w:sz w:val="22"/>
         </w:rPr>
@@ -732,7 +760,7 @@
       </w:pPr>
       <w:r>
         <w:rPr>
-          <w:rFonts w:ascii="Arial" w:hAnsi="Arial" w:eastAsia="Arial"/>
+          <w:rFonts w:ascii="Arial" w:hAnsi="Arial"/>
           <w:b w:val="0"/>
           <w:sz w:val="22"/>
         </w:rPr>
@@ -748,7 +776,7 @@
       </w:pPr>
       <w:r>
         <w:rPr>
-          <w:rFonts w:ascii="Arial" w:hAnsi="Arial" w:eastAsia="Arial"/>
+          <w:rFonts w:ascii="Arial" w:hAnsi="Arial"/>
           <w:b w:val="0"/>
           <w:sz w:val="22"/>
         </w:rPr>
@@ -759,7 +787,7 @@
       </w:r>
       <w:r>
         <w:rPr>
-          <w:rFonts w:ascii="Arial" w:hAnsi="Arial" w:eastAsia="Arial"/>
+          <w:rFonts w:ascii="Arial" w:hAnsi="Arial"/>
           <w:b w:val="0"/>
           <w:sz w:val="22"/>
         </w:rPr>
@@ -775,7 +803,7 @@
       </w:pPr>
       <w:r>
         <w:rPr>
-          <w:rFonts w:ascii="Arial" w:hAnsi="Arial" w:eastAsia="Arial"/>
+          <w:rFonts w:ascii="Arial" w:hAnsi="Arial"/>
           <w:b w:val="0"/>
           <w:sz w:val="22"/>
         </w:rPr>
@@ -786,7 +814,7 @@
       </w:r>
       <w:r>
         <w:rPr>
-          <w:rFonts w:ascii="Arial" w:hAnsi="Arial" w:eastAsia="Arial"/>
+          <w:rFonts w:ascii="Arial" w:hAnsi="Arial"/>
           <w:b w:val="0"/>
           <w:sz w:val="22"/>
         </w:rPr>
@@ -802,7 +830,7 @@
       </w:pPr>
       <w:r>
         <w:rPr>
-          <w:rFonts w:ascii="Arial" w:hAnsi="Arial" w:eastAsia="Arial"/>
+          <w:rFonts w:ascii="Arial" w:hAnsi="Arial"/>
           <w:b w:val="0"/>
           <w:sz w:val="22"/>
         </w:rPr>
@@ -813,7 +841,7 @@
       </w:r>
       <w:r>
         <w:rPr>
-          <w:rFonts w:ascii="Arial" w:hAnsi="Arial" w:eastAsia="Arial"/>
+          <w:rFonts w:ascii="Arial" w:hAnsi="Arial"/>
           <w:b w:val="0"/>
           <w:sz w:val="22"/>
         </w:rPr>
@@ -831,7 +859,7 @@
       </w:pPr>
       <w:r>
         <w:rPr>
-          <w:rFonts w:ascii="霞鹜文楷 Medium" w:hAnsi="霞鹜文楷 Medium" w:eastAsia="霞鹜文楷 Medium"/>
+          <w:rFonts w:ascii="霞鹜文楷 Medium" w:hAnsi="霞鹜文楷 Medium"/>
           <w:b/>
           <w:sz w:val="22"/>
         </w:rPr>
@@ -844,7 +872,7 @@
       </w:pPr>
       <w:r>
         <w:rPr>
-          <w:rFonts w:ascii="霞鹜文楷 Medium" w:hAnsi="霞鹜文楷 Medium" w:eastAsia="霞鹜文楷 Medium"/>
+          <w:rFonts w:ascii="霞鹜文楷 Medium" w:hAnsi="霞鹜文楷 Medium"/>
           <w:b/>
           <w:sz w:val="22"/>
         </w:rPr>
@@ -857,7 +885,7 @@
       </w:pPr>
       <w:r>
         <w:rPr>
-          <w:rFonts w:ascii="霞鹜文楷 Medium" w:hAnsi="霞鹜文楷 Medium" w:eastAsia="霞鹜文楷 Medium"/>
+          <w:rFonts w:ascii="霞鹜文楷 Medium" w:hAnsi="霞鹜文楷 Medium"/>
           <w:b/>
           <w:sz w:val="22"/>
         </w:rPr>
@@ -870,7 +898,7 @@
       </w:pPr>
       <w:r>
         <w:rPr>
-          <w:rFonts w:ascii="霞鹜文楷 Medium" w:hAnsi="霞鹜文楷 Medium" w:eastAsia="霞鹜文楷 Medium"/>
+          <w:rFonts w:ascii="霞鹜文楷 Medium" w:hAnsi="霞鹜文楷 Medium"/>
           <w:b/>
           <w:sz w:val="22"/>
         </w:rPr>
@@ -883,11 +911,86 @@
       </w:pPr>
       <w:r>
         <w:rPr>
-          <w:rFonts w:ascii="霞鹜文楷 Medium" w:hAnsi="霞鹜文楷 Medium" w:eastAsia="霞鹜文楷 Medium"/>
+          <w:rFonts w:ascii="霞鹜文楷 Medium" w:hAnsi="霞鹜文楷 Medium"/>
           <w:b/>
           <w:sz w:val="22"/>
         </w:rPr>
         <w:t>Common molecular geometries:</w:t>
+      </w:r>
+    </w:p>
+    <w:p>
+      <w:r>
+        <w:drawing>
+          <wp:inline xmlns:a="http://schemas.openxmlformats.org/drawingml/2006/main" xmlns:pic="http://schemas.openxmlformats.org/drawingml/2006/picture">
+            <wp:extent cx="3780000" cy="3024000"/>
+            <wp:docPr id="3" name="Picture 3"/>
+            <wp:cNvGraphicFramePr>
+              <a:graphicFrameLocks noChangeAspect="1"/>
+            </wp:cNvGraphicFramePr>
+            <a:graphic>
+              <a:graphicData uri="http://schemas.openxmlformats.org/drawingml/2006/picture">
+                <pic:pic>
+                  <pic:nvPicPr>
+                    <pic:cNvPr id="0" name="f_c02_03.png"/>
+                    <pic:cNvPicPr/>
+                  </pic:nvPicPr>
+                  <pic:blipFill>
+                    <a:blip r:embed="rId11"/>
+                    <a:stretch>
+                      <a:fillRect/>
+                    </a:stretch>
+                  </pic:blipFill>
+                  <pic:spPr>
+                    <a:xfrm>
+                      <a:off x="0" y="0"/>
+                      <a:ext cx="3780000" cy="3024000"/>
+                    </a:xfrm>
+                    <a:prstGeom prst="rect"/>
+                  </pic:spPr>
+                </pic:pic>
+              </a:graphicData>
+            </a:graphic>
+          </wp:inline>
+        </w:drawing>
+      </w:r>
+    </w:p>
+    <w:p>
+      <w:pPr>
+        <w:spacing w:before="20" w:after="120"/>
+      </w:pPr>
+      <w:r>
+        <w:rPr>
+          <w:rFonts w:ascii="霞鹜文楷 Medium" w:hAnsi="霞鹜文楷 Medium"/>
+          <w:b/>
+          <w:sz w:val="18"/>
+        </w:rPr>
+        <w:t>图 C₀2-3：VSEPR 分子几何形状示意（对应第 3 考点）</w:t>
+      </w:r>
+    </w:p>
+    <w:p>
+      <w:pPr>
+        <w:spacing w:after="60" w:before="60" w:line="240" w:lineRule="auto"/>
+      </w:pPr>
+      <w:r>
+        <w:rPr>
+          <w:rFonts w:ascii="霞鹜文楷 Medium" w:hAnsi="霞鹜文楷 Medium"/>
+          <w:b/>
+          <w:sz w:val="22"/>
+        </w:rPr>
+        <w:t>Expanded octet: central atoms in Period 3+ can have 5 or 6 electron domains (e.g. PCl₅, SF₆); VSEPR predicts trigonal bipyramidal (5 ED) or octahedral (6 ED) geometry</w:t>
+      </w:r>
+    </w:p>
+    <w:p>
+      <w:pPr>
+        <w:spacing w:after="60" w:before="60" w:line="240" w:lineRule="auto"/>
+      </w:pPr>
+      <w:r>
+        <w:rPr>
+          <w:rFonts w:ascii="霞鹜文楷 Medium" w:hAnsi="霞鹜文楷 Medium"/>
+          <w:b/>
+          <w:sz w:val="22"/>
+        </w:rPr>
+        <w:t>In trigonal bipyramidal geometry: lone pairs prefer equatorial positions (less repulsion)</w:t>
       </w:r>
     </w:p>
     <w:tbl>
@@ -912,7 +1015,7 @@
             <w:r/>
             <w:r>
               <w:rPr>
-                <w:rFonts w:ascii="Arial" w:hAnsi="Arial" w:eastAsia="Arial"/>
+                <w:rFonts w:ascii="Arial" w:hAnsi="Arial"/>
                 <w:b/>
                 <w:sz w:val="20"/>
               </w:rPr>
@@ -928,7 +1031,7 @@
             <w:r/>
             <w:r>
               <w:rPr>
-                <w:rFonts w:ascii="Arial" w:hAnsi="Arial" w:eastAsia="Arial"/>
+                <w:rFonts w:ascii="Arial" w:hAnsi="Arial"/>
                 <w:b/>
                 <w:sz w:val="20"/>
               </w:rPr>
@@ -944,7 +1047,7 @@
             <w:r/>
             <w:r>
               <w:rPr>
-                <w:rFonts w:ascii="Arial" w:hAnsi="Arial" w:eastAsia="Arial"/>
+                <w:rFonts w:ascii="Arial" w:hAnsi="Arial"/>
                 <w:b/>
                 <w:sz w:val="20"/>
               </w:rPr>
@@ -960,7 +1063,7 @@
             <w:r/>
             <w:r>
               <w:rPr>
-                <w:rFonts w:ascii="Arial" w:hAnsi="Arial" w:eastAsia="Arial"/>
+                <w:rFonts w:ascii="Arial" w:hAnsi="Arial"/>
                 <w:b/>
                 <w:sz w:val="20"/>
               </w:rPr>
@@ -976,7 +1079,7 @@
             <w:r/>
             <w:r>
               <w:rPr>
-                <w:rFonts w:ascii="Arial" w:hAnsi="Arial" w:eastAsia="Arial"/>
+                <w:rFonts w:ascii="Arial" w:hAnsi="Arial"/>
                 <w:b/>
                 <w:sz w:val="20"/>
               </w:rPr>
@@ -994,7 +1097,7 @@
             <w:r/>
             <w:r>
               <w:rPr>
-                <w:rFonts w:ascii="Arial" w:hAnsi="Arial" w:eastAsia="Arial"/>
+                <w:rFonts w:ascii="Arial" w:hAnsi="Arial"/>
                 <w:b w:val="0"/>
                 <w:sz w:val="20"/>
               </w:rPr>
@@ -1010,7 +1113,7 @@
             <w:r/>
             <w:r>
               <w:rPr>
-                <w:rFonts w:ascii="Arial" w:hAnsi="Arial" w:eastAsia="Arial"/>
+                <w:rFonts w:ascii="Arial" w:hAnsi="Arial"/>
                 <w:b w:val="0"/>
                 <w:sz w:val="20"/>
               </w:rPr>
@@ -1026,7 +1129,7 @@
             <w:r/>
             <w:r>
               <w:rPr>
-                <w:rFonts w:ascii="Arial" w:hAnsi="Arial" w:eastAsia="Arial"/>
+                <w:rFonts w:ascii="Arial" w:hAnsi="Arial"/>
                 <w:b w:val="0"/>
                 <w:sz w:val="20"/>
               </w:rPr>
@@ -1042,7 +1145,7 @@
             <w:r/>
             <w:r>
               <w:rPr>
-                <w:rFonts w:ascii="Arial" w:hAnsi="Arial" w:eastAsia="Arial"/>
+                <w:rFonts w:ascii="Arial" w:hAnsi="Arial"/>
                 <w:b w:val="0"/>
                 <w:sz w:val="20"/>
               </w:rPr>
@@ -1058,7 +1161,7 @@
             <w:r/>
             <w:r>
               <w:rPr>
-                <w:rFonts w:ascii="Arial" w:hAnsi="Arial" w:eastAsia="Arial"/>
+                <w:rFonts w:ascii="Arial" w:hAnsi="Arial"/>
                 <w:b w:val="0"/>
                 <w:sz w:val="20"/>
               </w:rPr>
@@ -1076,7 +1179,7 @@
             <w:r/>
             <w:r>
               <w:rPr>
-                <w:rFonts w:ascii="Arial" w:hAnsi="Arial" w:eastAsia="Arial"/>
+                <w:rFonts w:ascii="Arial" w:hAnsi="Arial"/>
                 <w:b w:val="0"/>
                 <w:sz w:val="20"/>
               </w:rPr>
@@ -1092,7 +1195,7 @@
             <w:r/>
             <w:r>
               <w:rPr>
-                <w:rFonts w:ascii="Arial" w:hAnsi="Arial" w:eastAsia="Arial"/>
+                <w:rFonts w:ascii="Arial" w:hAnsi="Arial"/>
                 <w:b w:val="0"/>
                 <w:sz w:val="20"/>
               </w:rPr>
@@ -1108,7 +1211,7 @@
             <w:r/>
             <w:r>
               <w:rPr>
-                <w:rFonts w:ascii="Arial" w:hAnsi="Arial" w:eastAsia="Arial"/>
+                <w:rFonts w:ascii="Arial" w:hAnsi="Arial"/>
                 <w:b w:val="0"/>
                 <w:sz w:val="20"/>
               </w:rPr>
@@ -1124,7 +1227,7 @@
             <w:r/>
             <w:r>
               <w:rPr>
-                <w:rFonts w:ascii="Arial" w:hAnsi="Arial" w:eastAsia="Arial"/>
+                <w:rFonts w:ascii="Arial" w:hAnsi="Arial"/>
                 <w:b w:val="0"/>
                 <w:sz w:val="20"/>
               </w:rPr>
@@ -1140,7 +1243,7 @@
             <w:r/>
             <w:r>
               <w:rPr>
-                <w:rFonts w:ascii="Arial" w:hAnsi="Arial" w:eastAsia="Arial"/>
+                <w:rFonts w:ascii="Arial" w:hAnsi="Arial"/>
                 <w:b w:val="0"/>
                 <w:sz w:val="20"/>
               </w:rPr>
@@ -1158,7 +1261,7 @@
             <w:r/>
             <w:r>
               <w:rPr>
-                <w:rFonts w:ascii="Arial" w:hAnsi="Arial" w:eastAsia="Arial"/>
+                <w:rFonts w:ascii="Arial" w:hAnsi="Arial"/>
                 <w:b w:val="0"/>
                 <w:sz w:val="20"/>
               </w:rPr>
@@ -1174,7 +1277,7 @@
             <w:r/>
             <w:r>
               <w:rPr>
-                <w:rFonts w:ascii="Arial" w:hAnsi="Arial" w:eastAsia="Arial"/>
+                <w:rFonts w:ascii="Arial" w:hAnsi="Arial"/>
                 <w:b w:val="0"/>
                 <w:sz w:val="20"/>
               </w:rPr>
@@ -1190,7 +1293,7 @@
             <w:r/>
             <w:r>
               <w:rPr>
-                <w:rFonts w:ascii="Arial" w:hAnsi="Arial" w:eastAsia="Arial"/>
+                <w:rFonts w:ascii="Arial" w:hAnsi="Arial"/>
                 <w:b w:val="0"/>
                 <w:sz w:val="20"/>
               </w:rPr>
@@ -1206,7 +1309,7 @@
             <w:r/>
             <w:r>
               <w:rPr>
-                <w:rFonts w:ascii="Arial" w:hAnsi="Arial" w:eastAsia="Arial"/>
+                <w:rFonts w:ascii="Arial" w:hAnsi="Arial"/>
                 <w:b w:val="0"/>
                 <w:sz w:val="20"/>
               </w:rPr>
@@ -1222,7 +1325,7 @@
             <w:r/>
             <w:r>
               <w:rPr>
-                <w:rFonts w:ascii="Arial" w:hAnsi="Arial" w:eastAsia="Arial"/>
+                <w:rFonts w:ascii="Arial" w:hAnsi="Arial"/>
                 <w:b w:val="0"/>
                 <w:sz w:val="20"/>
               </w:rPr>
@@ -1240,7 +1343,7 @@
             <w:r/>
             <w:r>
               <w:rPr>
-                <w:rFonts w:ascii="Arial" w:hAnsi="Arial" w:eastAsia="Arial"/>
+                <w:rFonts w:ascii="Arial" w:hAnsi="Arial"/>
                 <w:b w:val="0"/>
                 <w:sz w:val="20"/>
               </w:rPr>
@@ -1256,7 +1359,7 @@
             <w:r/>
             <w:r>
               <w:rPr>
-                <w:rFonts w:ascii="Arial" w:hAnsi="Arial" w:eastAsia="Arial"/>
+                <w:rFonts w:ascii="Arial" w:hAnsi="Arial"/>
                 <w:b w:val="0"/>
                 <w:sz w:val="20"/>
               </w:rPr>
@@ -1272,7 +1375,7 @@
             <w:r/>
             <w:r>
               <w:rPr>
-                <w:rFonts w:ascii="Arial" w:hAnsi="Arial" w:eastAsia="Arial"/>
+                <w:rFonts w:ascii="Arial" w:hAnsi="Arial"/>
                 <w:b w:val="0"/>
                 <w:sz w:val="20"/>
               </w:rPr>
@@ -1288,7 +1391,7 @@
             <w:r/>
             <w:r>
               <w:rPr>
-                <w:rFonts w:ascii="Arial" w:hAnsi="Arial" w:eastAsia="Arial"/>
+                <w:rFonts w:ascii="Arial" w:hAnsi="Arial"/>
                 <w:b w:val="0"/>
                 <w:sz w:val="20"/>
               </w:rPr>
@@ -1304,7 +1407,7 @@
             <w:r/>
             <w:r>
               <w:rPr>
-                <w:rFonts w:ascii="Arial" w:hAnsi="Arial" w:eastAsia="Arial"/>
+                <w:rFonts w:ascii="Arial" w:hAnsi="Arial"/>
                 <w:b w:val="0"/>
                 <w:sz w:val="20"/>
               </w:rPr>
@@ -1322,7 +1425,7 @@
             <w:r/>
             <w:r>
               <w:rPr>
-                <w:rFonts w:ascii="Arial" w:hAnsi="Arial" w:eastAsia="Arial"/>
+                <w:rFonts w:ascii="Arial" w:hAnsi="Arial"/>
                 <w:b w:val="0"/>
                 <w:sz w:val="20"/>
               </w:rPr>
@@ -1338,7 +1441,7 @@
             <w:r/>
             <w:r>
               <w:rPr>
-                <w:rFonts w:ascii="Arial" w:hAnsi="Arial" w:eastAsia="Arial"/>
+                <w:rFonts w:ascii="Arial" w:hAnsi="Arial"/>
                 <w:b w:val="0"/>
                 <w:sz w:val="20"/>
               </w:rPr>
@@ -1354,7 +1457,7 @@
             <w:r/>
             <w:r>
               <w:rPr>
-                <w:rFonts w:ascii="Arial" w:hAnsi="Arial" w:eastAsia="Arial"/>
+                <w:rFonts w:ascii="Arial" w:hAnsi="Arial"/>
                 <w:b w:val="0"/>
                 <w:sz w:val="20"/>
               </w:rPr>
@@ -1370,7 +1473,7 @@
             <w:r/>
             <w:r>
               <w:rPr>
-                <w:rFonts w:ascii="Arial" w:hAnsi="Arial" w:eastAsia="Arial"/>
+                <w:rFonts w:ascii="Arial" w:hAnsi="Arial"/>
                 <w:b w:val="0"/>
                 <w:sz w:val="20"/>
               </w:rPr>
@@ -1386,7 +1489,7 @@
             <w:r/>
             <w:r>
               <w:rPr>
-                <w:rFonts w:ascii="Arial" w:hAnsi="Arial" w:eastAsia="Arial"/>
+                <w:rFonts w:ascii="Arial" w:hAnsi="Arial"/>
                 <w:b w:val="0"/>
                 <w:sz w:val="20"/>
               </w:rPr>
@@ -1404,7 +1507,7 @@
             <w:r/>
             <w:r>
               <w:rPr>
-                <w:rFonts w:ascii="Arial" w:hAnsi="Arial" w:eastAsia="Arial"/>
+                <w:rFonts w:ascii="Arial" w:hAnsi="Arial"/>
                 <w:b w:val="0"/>
                 <w:sz w:val="20"/>
               </w:rPr>
@@ -1420,7 +1523,7 @@
             <w:r/>
             <w:r>
               <w:rPr>
-                <w:rFonts w:ascii="Arial" w:hAnsi="Arial" w:eastAsia="Arial"/>
+                <w:rFonts w:ascii="Arial" w:hAnsi="Arial"/>
                 <w:b w:val="0"/>
                 <w:sz w:val="20"/>
               </w:rPr>
@@ -1436,7 +1539,7 @@
             <w:r/>
             <w:r>
               <w:rPr>
-                <w:rFonts w:ascii="Arial" w:hAnsi="Arial" w:eastAsia="Arial"/>
+                <w:rFonts w:ascii="Arial" w:hAnsi="Arial"/>
                 <w:b w:val="0"/>
                 <w:sz w:val="20"/>
               </w:rPr>
@@ -1452,7 +1555,7 @@
             <w:r/>
             <w:r>
               <w:rPr>
-                <w:rFonts w:ascii="Arial" w:hAnsi="Arial" w:eastAsia="Arial"/>
+                <w:rFonts w:ascii="Arial" w:hAnsi="Arial"/>
                 <w:b w:val="0"/>
                 <w:sz w:val="20"/>
               </w:rPr>
@@ -1468,7 +1571,7 @@
             <w:r/>
             <w:r>
               <w:rPr>
-                <w:rFonts w:ascii="Arial" w:hAnsi="Arial" w:eastAsia="Arial"/>
+                <w:rFonts w:ascii="Arial" w:hAnsi="Arial"/>
                 <w:b w:val="0"/>
                 <w:sz w:val="20"/>
               </w:rPr>
@@ -1477,6 +1580,498 @@
           </w:p>
         </w:tc>
       </w:tr>
+      <w:tr>
+        <w:tc>
+          <w:tcPr>
+            <w:tcW w:type="dxa" w:w="1872"/>
+          </w:tcPr>
+          <w:p>
+            <w:r/>
+            <w:r>
+              <w:rPr>
+                <w:rFonts w:ascii="Arial" w:hAnsi="Arial"/>
+                <w:b w:val="0"/>
+                <w:sz w:val="20"/>
+              </w:rPr>
+              <w:t>5</w:t>
+            </w:r>
+          </w:p>
+        </w:tc>
+        <w:tc>
+          <w:tcPr>
+            <w:tcW w:type="dxa" w:w="1872"/>
+          </w:tcPr>
+          <w:p>
+            <w:r/>
+            <w:r>
+              <w:rPr>
+                <w:rFonts w:ascii="Arial" w:hAnsi="Arial"/>
+                <w:b w:val="0"/>
+                <w:sz w:val="20"/>
+              </w:rPr>
+              <w:t>0</w:t>
+            </w:r>
+          </w:p>
+        </w:tc>
+        <w:tc>
+          <w:tcPr>
+            <w:tcW w:type="dxa" w:w="1872"/>
+          </w:tcPr>
+          <w:p>
+            <w:r/>
+            <w:r>
+              <w:rPr>
+                <w:rFonts w:ascii="Arial" w:hAnsi="Arial"/>
+                <w:b w:val="0"/>
+                <w:sz w:val="20"/>
+              </w:rPr>
+              <w:t>trigonal bipyramidal</w:t>
+            </w:r>
+          </w:p>
+        </w:tc>
+        <w:tc>
+          <w:tcPr>
+            <w:tcW w:type="dxa" w:w="1872"/>
+          </w:tcPr>
+          <w:p>
+            <w:r/>
+            <w:r>
+              <w:rPr>
+                <w:rFonts w:ascii="Arial" w:hAnsi="Arial"/>
+                <w:b w:val="0"/>
+                <w:sz w:val="20"/>
+              </w:rPr>
+              <w:t>trigonal bipyramidal</w:t>
+            </w:r>
+          </w:p>
+        </w:tc>
+        <w:tc>
+          <w:tcPr>
+            <w:tcW w:type="dxa" w:w="1872"/>
+          </w:tcPr>
+          <w:p>
+            <w:r/>
+            <w:r>
+              <w:rPr>
+                <w:rFonts w:ascii="Arial" w:hAnsi="Arial"/>
+                <w:b w:val="0"/>
+                <w:sz w:val="20"/>
+              </w:rPr>
+              <w:t>PCl₅</w:t>
+            </w:r>
+          </w:p>
+        </w:tc>
+      </w:tr>
+      <w:tr>
+        <w:tc>
+          <w:tcPr>
+            <w:tcW w:type="dxa" w:w="1872"/>
+          </w:tcPr>
+          <w:p>
+            <w:r/>
+            <w:r>
+              <w:rPr>
+                <w:rFonts w:ascii="Arial" w:hAnsi="Arial"/>
+                <w:b w:val="0"/>
+                <w:sz w:val="20"/>
+              </w:rPr>
+              <w:t>5</w:t>
+            </w:r>
+          </w:p>
+        </w:tc>
+        <w:tc>
+          <w:tcPr>
+            <w:tcW w:type="dxa" w:w="1872"/>
+          </w:tcPr>
+          <w:p>
+            <w:r/>
+            <w:r>
+              <w:rPr>
+                <w:rFonts w:ascii="Arial" w:hAnsi="Arial"/>
+                <w:b w:val="0"/>
+                <w:sz w:val="20"/>
+              </w:rPr>
+              <w:t>1</w:t>
+            </w:r>
+          </w:p>
+        </w:tc>
+        <w:tc>
+          <w:tcPr>
+            <w:tcW w:type="dxa" w:w="1872"/>
+          </w:tcPr>
+          <w:p>
+            <w:r/>
+            <w:r>
+              <w:rPr>
+                <w:rFonts w:ascii="Arial" w:hAnsi="Arial"/>
+                <w:b w:val="0"/>
+                <w:sz w:val="20"/>
+              </w:rPr>
+              <w:t>trigonal bipyramidal</w:t>
+            </w:r>
+          </w:p>
+        </w:tc>
+        <w:tc>
+          <w:tcPr>
+            <w:tcW w:type="dxa" w:w="1872"/>
+          </w:tcPr>
+          <w:p>
+            <w:r/>
+            <w:r>
+              <w:rPr>
+                <w:rFonts w:ascii="Arial" w:hAnsi="Arial"/>
+                <w:b w:val="0"/>
+                <w:sz w:val="20"/>
+              </w:rPr>
+              <w:t>seesaw</w:t>
+            </w:r>
+          </w:p>
+        </w:tc>
+        <w:tc>
+          <w:tcPr>
+            <w:tcW w:type="dxa" w:w="1872"/>
+          </w:tcPr>
+          <w:p>
+            <w:r/>
+            <w:r>
+              <w:rPr>
+                <w:rFonts w:ascii="Arial" w:hAnsi="Arial"/>
+                <w:b w:val="0"/>
+                <w:sz w:val="20"/>
+              </w:rPr>
+              <w:t>SF₄</w:t>
+            </w:r>
+          </w:p>
+        </w:tc>
+      </w:tr>
+      <w:tr>
+        <w:tc>
+          <w:tcPr>
+            <w:tcW w:type="dxa" w:w="1872"/>
+          </w:tcPr>
+          <w:p>
+            <w:r/>
+            <w:r>
+              <w:rPr>
+                <w:rFonts w:ascii="Arial" w:hAnsi="Arial"/>
+                <w:b w:val="0"/>
+                <w:sz w:val="20"/>
+              </w:rPr>
+              <w:t>5</w:t>
+            </w:r>
+          </w:p>
+        </w:tc>
+        <w:tc>
+          <w:tcPr>
+            <w:tcW w:type="dxa" w:w="1872"/>
+          </w:tcPr>
+          <w:p>
+            <w:r/>
+            <w:r>
+              <w:rPr>
+                <w:rFonts w:ascii="Arial" w:hAnsi="Arial"/>
+                <w:b w:val="0"/>
+                <w:sz w:val="20"/>
+              </w:rPr>
+              <w:t>2</w:t>
+            </w:r>
+          </w:p>
+        </w:tc>
+        <w:tc>
+          <w:tcPr>
+            <w:tcW w:type="dxa" w:w="1872"/>
+          </w:tcPr>
+          <w:p>
+            <w:r/>
+            <w:r>
+              <w:rPr>
+                <w:rFonts w:ascii="Arial" w:hAnsi="Arial"/>
+                <w:b w:val="0"/>
+                <w:sz w:val="20"/>
+              </w:rPr>
+              <w:t>trigonal bipyramidal</w:t>
+            </w:r>
+          </w:p>
+        </w:tc>
+        <w:tc>
+          <w:tcPr>
+            <w:tcW w:type="dxa" w:w="1872"/>
+          </w:tcPr>
+          <w:p>
+            <w:r/>
+            <w:r>
+              <w:rPr>
+                <w:rFonts w:ascii="Arial" w:hAnsi="Arial"/>
+                <w:b w:val="0"/>
+                <w:sz w:val="20"/>
+              </w:rPr>
+              <w:t>T-shaped</w:t>
+            </w:r>
+          </w:p>
+        </w:tc>
+        <w:tc>
+          <w:tcPr>
+            <w:tcW w:type="dxa" w:w="1872"/>
+          </w:tcPr>
+          <w:p>
+            <w:r/>
+            <w:r>
+              <w:rPr>
+                <w:rFonts w:ascii="Arial" w:hAnsi="Arial"/>
+                <w:b w:val="0"/>
+                <w:sz w:val="20"/>
+              </w:rPr>
+              <w:t>ClF₃</w:t>
+            </w:r>
+          </w:p>
+        </w:tc>
+      </w:tr>
+      <w:tr>
+        <w:tc>
+          <w:tcPr>
+            <w:tcW w:type="dxa" w:w="1872"/>
+          </w:tcPr>
+          <w:p>
+            <w:r/>
+            <w:r>
+              <w:rPr>
+                <w:rFonts w:ascii="Arial" w:hAnsi="Arial"/>
+                <w:b w:val="0"/>
+                <w:sz w:val="20"/>
+              </w:rPr>
+              <w:t>5</w:t>
+            </w:r>
+          </w:p>
+        </w:tc>
+        <w:tc>
+          <w:tcPr>
+            <w:tcW w:type="dxa" w:w="1872"/>
+          </w:tcPr>
+          <w:p>
+            <w:r/>
+            <w:r>
+              <w:rPr>
+                <w:rFonts w:ascii="Arial" w:hAnsi="Arial"/>
+                <w:b w:val="0"/>
+                <w:sz w:val="20"/>
+              </w:rPr>
+              <w:t>3</w:t>
+            </w:r>
+          </w:p>
+        </w:tc>
+        <w:tc>
+          <w:tcPr>
+            <w:tcW w:type="dxa" w:w="1872"/>
+          </w:tcPr>
+          <w:p>
+            <w:r/>
+            <w:r>
+              <w:rPr>
+                <w:rFonts w:ascii="Arial" w:hAnsi="Arial"/>
+                <w:b w:val="0"/>
+                <w:sz w:val="20"/>
+              </w:rPr>
+              <w:t>trigonal bipyramidal</w:t>
+            </w:r>
+          </w:p>
+        </w:tc>
+        <w:tc>
+          <w:tcPr>
+            <w:tcW w:type="dxa" w:w="1872"/>
+          </w:tcPr>
+          <w:p>
+            <w:r/>
+            <w:r>
+              <w:rPr>
+                <w:rFonts w:ascii="Arial" w:hAnsi="Arial"/>
+                <w:b w:val="0"/>
+                <w:sz w:val="20"/>
+              </w:rPr>
+              <w:t>linear</w:t>
+            </w:r>
+          </w:p>
+        </w:tc>
+        <w:tc>
+          <w:tcPr>
+            <w:tcW w:type="dxa" w:w="1872"/>
+          </w:tcPr>
+          <w:p>
+            <w:r/>
+            <w:r>
+              <w:rPr>
+                <w:rFonts w:ascii="Arial" w:hAnsi="Arial"/>
+                <w:b w:val="0"/>
+                <w:sz w:val="20"/>
+              </w:rPr>
+              <w:t>XeF₂</w:t>
+            </w:r>
+          </w:p>
+        </w:tc>
+      </w:tr>
+      <w:tr>
+        <w:tc>
+          <w:tcPr>
+            <w:tcW w:type="dxa" w:w="1872"/>
+          </w:tcPr>
+          <w:p>
+            <w:r/>
+            <w:r>
+              <w:rPr>
+                <w:rFonts w:ascii="Arial" w:hAnsi="Arial"/>
+                <w:b w:val="0"/>
+                <w:sz w:val="20"/>
+              </w:rPr>
+              <w:t>6</w:t>
+            </w:r>
+          </w:p>
+        </w:tc>
+        <w:tc>
+          <w:tcPr>
+            <w:tcW w:type="dxa" w:w="1872"/>
+          </w:tcPr>
+          <w:p>
+            <w:r/>
+            <w:r>
+              <w:rPr>
+                <w:rFonts w:ascii="Arial" w:hAnsi="Arial"/>
+                <w:b w:val="0"/>
+                <w:sz w:val="20"/>
+              </w:rPr>
+              <w:t>0</w:t>
+            </w:r>
+          </w:p>
+        </w:tc>
+        <w:tc>
+          <w:tcPr>
+            <w:tcW w:type="dxa" w:w="1872"/>
+          </w:tcPr>
+          <w:p>
+            <w:r/>
+            <w:r>
+              <w:rPr>
+                <w:rFonts w:ascii="Arial" w:hAnsi="Arial"/>
+                <w:b w:val="0"/>
+                <w:sz w:val="20"/>
+              </w:rPr>
+              <w:t>octahedral</w:t>
+            </w:r>
+          </w:p>
+        </w:tc>
+        <w:tc>
+          <w:tcPr>
+            <w:tcW w:type="dxa" w:w="1872"/>
+          </w:tcPr>
+          <w:p>
+            <w:r/>
+            <w:r>
+              <w:rPr>
+                <w:rFonts w:ascii="Arial" w:hAnsi="Arial"/>
+                <w:b w:val="0"/>
+                <w:sz w:val="20"/>
+              </w:rPr>
+              <w:t>octahedral</w:t>
+            </w:r>
+          </w:p>
+        </w:tc>
+        <w:tc>
+          <w:tcPr>
+            <w:tcW w:type="dxa" w:w="1872"/>
+          </w:tcPr>
+          <w:p>
+            <w:r/>
+            <w:r>
+              <w:rPr>
+                <w:rFonts w:ascii="Arial" w:hAnsi="Arial"/>
+                <w:b w:val="0"/>
+                <w:sz w:val="20"/>
+              </w:rPr>
+              <w:t>SF₆</w:t>
+            </w:r>
+          </w:p>
+        </w:tc>
+      </w:tr>
+      <w:tr>
+        <w:tc>
+          <w:tcPr>
+            <w:tcW w:type="dxa" w:w="1872"/>
+          </w:tcPr>
+          <w:p>
+            <w:r/>
+            <w:r>
+              <w:rPr>
+                <w:rFonts w:ascii="Arial" w:hAnsi="Arial"/>
+                <w:b w:val="0"/>
+                <w:sz w:val="20"/>
+              </w:rPr>
+              <w:t>6</w:t>
+            </w:r>
+          </w:p>
+        </w:tc>
+        <w:tc>
+          <w:tcPr>
+            <w:tcW w:type="dxa" w:w="1872"/>
+          </w:tcPr>
+          <w:p>
+            <w:r/>
+            <w:r>
+              <w:rPr>
+                <w:rFonts w:ascii="Arial" w:hAnsi="Arial"/>
+                <w:b w:val="0"/>
+                <w:sz w:val="20"/>
+              </w:rPr>
+              <w:t>2</w:t>
+            </w:r>
+          </w:p>
+        </w:tc>
+        <w:tc>
+          <w:tcPr>
+            <w:tcW w:type="dxa" w:w="1872"/>
+          </w:tcPr>
+          <w:p>
+            <w:r/>
+            <w:r>
+              <w:rPr>
+                <w:rFonts w:ascii="Arial" w:hAnsi="Arial"/>
+                <w:b w:val="0"/>
+                <w:sz w:val="20"/>
+              </w:rPr>
+              <w:t>octahedral</w:t>
+            </w:r>
+          </w:p>
+        </w:tc>
+        <w:tc>
+          <w:tcPr>
+            <w:tcW w:type="dxa" w:w="1872"/>
+          </w:tcPr>
+          <w:p>
+            <w:r/>
+            <w:r>
+              <w:rPr>
+                <w:rFonts w:ascii="Arial" w:hAnsi="Arial"/>
+                <w:b w:val="0"/>
+                <w:sz w:val="20"/>
+              </w:rPr>
+              <w:t>square planar</w:t>
+            </w:r>
+          </w:p>
+        </w:tc>
+        <w:tc>
+          <w:tcPr>
+            <w:tcW w:type="dxa" w:w="1872"/>
+          </w:tcPr>
+          <w:p>
+            <w:r/>
+            <w:r>
+              <w:rPr>
+                <w:rFonts w:ascii="Arial" w:hAnsi="Arial"/>
+                <w:b w:val="0"/>
+                <w:sz w:val="20"/>
+              </w:rPr>
+              <w:t>XeF₄</w:t>
+            </w:r>
+          </w:p>
+        </w:tc>
+      </w:tr>
     </w:tbl>
     <w:p/>
     <w:p>
@@ -1488,31 +2083,44 @@
       </w:pPr>
       <w:r>
         <w:rPr>
-          <w:rFonts w:ascii="Arial" w:hAnsi="Arial" w:eastAsia="Arial"/>
+          <w:rFonts w:ascii="Arial" w:hAnsi="Arial"/>
           <w:b w:val="0"/>
           <w:sz w:val="22"/>
         </w:rPr>
-        <w:t>1. The molecules CH₄, NH₃, and H₂O all have four electron domains. Why does the bond angle decrease from CH₄ (109.5°) to NH₃ (~107°) to H₂O (~104.5°)?</w:t>
-      </w:r>
-      <w:r>
-        <w:tab/>
+        <w:t>1.</w:t>
       </w:r>
       <w:r>
         <w:rPr>
-          <w:rFonts w:ascii="Arial" w:hAnsi="Arial" w:eastAsia="Arial"/>
+          <w:rFonts w:ascii="Arial" w:hAnsi="Arial"/>
           <w:b w:val="0"/>
           <w:sz w:val="22"/>
         </w:rPr>
-        <w:t>（   ）</w:t>
+        <w:t xml:space="preserve"> The molecules CH₄, NH₃, and H₂O all have four electron domains.</w:t>
       </w:r>
     </w:p>
     <w:p>
       <w:pPr>
-        <w:spacing w:after="20" w:before="0" w:line="240" w:lineRule="auto"/>
+        <w:spacing w:after="40" w:before="80" w:line="240" w:lineRule="auto"/>
+        <w:tabs>
+          <w:tab w:val="right" w:pos="9072"/>
+        </w:tabs>
       </w:pPr>
       <w:r>
         <w:rPr>
-          <w:rFonts w:ascii="Arial" w:hAnsi="Arial" w:eastAsia="Arial"/>
+          <w:rFonts w:ascii="Arial" w:hAnsi="Arial"/>
+          <w:b w:val="0"/>
+          <w:sz w:val="22"/>
+        </w:rPr>
+        <w:t>Why does the bond angle decrease from CH₄ (109.5°) to NH₃ (~107°) to H₂O (~104.5°)?	（   ）</w:t>
+      </w:r>
+    </w:p>
+    <w:p>
+      <w:pPr>
+        <w:spacing w:after="20" w:before="0" w:line="240" w:lineRule="auto"/>
+      </w:pPr>
+      <w:r>
+        <w:rPr>
+          <w:rFonts w:ascii="Arial" w:hAnsi="Arial"/>
           <w:b w:val="0"/>
           <w:sz w:val="22"/>
         </w:rPr>
@@ -1525,7 +2133,7 @@
       </w:pPr>
       <w:r>
         <w:rPr>
-          <w:rFonts w:ascii="Arial" w:hAnsi="Arial" w:eastAsia="Arial"/>
+          <w:rFonts w:ascii="Arial" w:hAnsi="Arial"/>
           <w:b w:val="0"/>
           <w:sz w:val="22"/>
         </w:rPr>
@@ -1538,7 +2146,7 @@
       </w:pPr>
       <w:r>
         <w:rPr>
-          <w:rFonts w:ascii="Arial" w:hAnsi="Arial" w:eastAsia="Arial"/>
+          <w:rFonts w:ascii="Arial" w:hAnsi="Arial"/>
           <w:b w:val="0"/>
           <w:sz w:val="22"/>
         </w:rPr>
@@ -1551,7 +2159,7 @@
       </w:pPr>
       <w:r>
         <w:rPr>
-          <w:rFonts w:ascii="Arial" w:hAnsi="Arial" w:eastAsia="Arial"/>
+          <w:rFonts w:ascii="Arial" w:hAnsi="Arial"/>
           <w:b w:val="0"/>
           <w:sz w:val="22"/>
         </w:rPr>
@@ -1572,7 +2180,7 @@
       </w:pPr>
       <w:r>
         <w:rPr>
-          <w:rFonts w:ascii="Arial" w:hAnsi="Arial" w:eastAsia="Arial"/>
+          <w:rFonts w:ascii="Arial" w:hAnsi="Arial"/>
           <w:b w:val="0"/>
           <w:sz w:val="22"/>
         </w:rPr>
@@ -1583,7 +2191,7 @@
       </w:r>
       <w:r>
         <w:rPr>
-          <w:rFonts w:ascii="Arial" w:hAnsi="Arial" w:eastAsia="Arial"/>
+          <w:rFonts w:ascii="Arial" w:hAnsi="Arial"/>
           <w:b w:val="0"/>
           <w:sz w:val="22"/>
         </w:rPr>
@@ -1596,7 +2204,7 @@
       </w:pPr>
       <w:r>
         <w:rPr>
-          <w:rFonts w:ascii="Arial" w:hAnsi="Arial" w:eastAsia="Arial"/>
+          <w:rFonts w:ascii="Arial" w:hAnsi="Arial"/>
           <w:b w:val="0"/>
           <w:sz w:val="22"/>
         </w:rPr>
@@ -1609,7 +2217,7 @@
       </w:pPr>
       <w:r>
         <w:rPr>
-          <w:rFonts w:ascii="Arial" w:hAnsi="Arial" w:eastAsia="Arial"/>
+          <w:rFonts w:ascii="Arial" w:hAnsi="Arial"/>
           <w:b w:val="0"/>
           <w:sz w:val="22"/>
         </w:rPr>
@@ -1622,7 +2230,7 @@
       </w:pPr>
       <w:r>
         <w:rPr>
-          <w:rFonts w:ascii="Arial" w:hAnsi="Arial" w:eastAsia="Arial"/>
+          <w:rFonts w:ascii="Arial" w:hAnsi="Arial"/>
           <w:b w:val="0"/>
           <w:sz w:val="22"/>
         </w:rPr>
@@ -1635,7 +2243,7 @@
       </w:pPr>
       <w:r>
         <w:rPr>
-          <w:rFonts w:ascii="Arial" w:hAnsi="Arial" w:eastAsia="Arial"/>
+          <w:rFonts w:ascii="Arial" w:hAnsi="Arial"/>
           <w:b w:val="0"/>
           <w:sz w:val="22"/>
         </w:rPr>
@@ -1649,11 +2257,95 @@
     </w:p>
     <w:p>
       <w:pPr>
-        <w:spacing w:after="60" w:before="60" w:line="240" w:lineRule="auto"/>
+        <w:spacing w:after="40" w:before="80" w:line="240" w:lineRule="auto"/>
+        <w:tabs>
+          <w:tab w:val="right" w:pos="9072"/>
+        </w:tabs>
       </w:pPr>
       <w:r>
         <w:rPr>
-          <w:rFonts w:ascii="霞鹜文楷 Medium" w:hAnsi="霞鹜文楷 Medium" w:eastAsia="霞鹜文楷 Medium"/>
+          <w:rFonts w:ascii="Arial" w:hAnsi="Arial"/>
+          <w:b w:val="0"/>
+          <w:sz w:val="22"/>
+        </w:rPr>
+        <w:t>3. What is the molecular geometry of SF₆?</w:t>
+      </w:r>
+      <w:r>
+        <w:tab/>
+      </w:r>
+      <w:r>
+        <w:rPr>
+          <w:rFonts w:ascii="Arial" w:hAnsi="Arial"/>
+          <w:b w:val="0"/>
+          <w:sz w:val="22"/>
+        </w:rPr>
+        <w:t>（   ）</w:t>
+      </w:r>
+    </w:p>
+    <w:p>
+      <w:pPr>
+        <w:spacing w:after="20" w:before="0" w:line="240" w:lineRule="auto"/>
+      </w:pPr>
+      <w:r>
+        <w:rPr>
+          <w:rFonts w:ascii="Arial" w:hAnsi="Arial"/>
+          <w:b w:val="0"/>
+          <w:sz w:val="22"/>
+        </w:rPr>
+        <w:t>A  trigonal bipyramidal</w:t>
+      </w:r>
+    </w:p>
+    <w:p>
+      <w:pPr>
+        <w:spacing w:after="20" w:before="0" w:line="240" w:lineRule="auto"/>
+      </w:pPr>
+      <w:r>
+        <w:rPr>
+          <w:rFonts w:ascii="Arial" w:hAnsi="Arial"/>
+          <w:b w:val="0"/>
+          <w:sz w:val="22"/>
+        </w:rPr>
+        <w:t>B  octahedral</w:t>
+      </w:r>
+    </w:p>
+    <w:p>
+      <w:pPr>
+        <w:spacing w:after="20" w:before="0" w:line="240" w:lineRule="auto"/>
+      </w:pPr>
+      <w:r>
+        <w:rPr>
+          <w:rFonts w:ascii="Arial" w:hAnsi="Arial"/>
+          <w:b w:val="0"/>
+          <w:sz w:val="22"/>
+        </w:rPr>
+        <w:t>C  tetrahedral</w:t>
+      </w:r>
+    </w:p>
+    <w:p>
+      <w:pPr>
+        <w:spacing w:after="20" w:before="0" w:line="240" w:lineRule="auto"/>
+      </w:pPr>
+      <w:r>
+        <w:rPr>
+          <w:rFonts w:ascii="Arial" w:hAnsi="Arial"/>
+          <w:b w:val="0"/>
+          <w:sz w:val="22"/>
+        </w:rPr>
+        <w:t>D  seesaw</w:t>
+      </w:r>
+    </w:p>
+    <w:p>
+      <w:pPr>
+        <w:spacing w:after="0" w:before="0" w:line="240" w:lineRule="auto"/>
+      </w:pPr>
+    </w:p>
+    <w:p>
+      <w:pPr>
+        <w:spacing w:after="60" w:before="60" w:line="240" w:lineRule="auto"/>
+      </w:pPr>
+      <w:r>
+        <w:rPr>
+          <w:rFonts w:ascii="霞鹜文楷 Medium" w:hAnsi="霞鹜文楷 Medium"/>
           <w:b/>
           <w:sz w:val="22"/>
         </w:rPr>
@@ -1666,7 +2358,7 @@
       </w:pPr>
       <w:r>
         <w:rPr>
-          <w:rFonts w:ascii="霞鹜文楷 Medium" w:hAnsi="霞鹜文楷 Medium" w:eastAsia="霞鹜文楷 Medium"/>
+          <w:rFonts w:ascii="霞鹜文楷 Medium" w:hAnsi="霞鹜文楷 Medium"/>
           <w:b/>
           <w:sz w:val="22"/>
         </w:rPr>
@@ -1679,7 +2371,7 @@
       </w:pPr>
       <w:r>
         <w:rPr>
-          <w:rFonts w:ascii="霞鹜文楷 Medium" w:hAnsi="霞鹜文楷 Medium" w:eastAsia="霞鹜文楷 Medium"/>
+          <w:rFonts w:ascii="霞鹜文楷 Medium" w:hAnsi="霞鹜文楷 Medium"/>
           <w:b/>
           <w:sz w:val="22"/>
         </w:rPr>
@@ -1692,7 +2384,7 @@
       </w:pPr>
       <w:r>
         <w:rPr>
-          <w:rFonts w:ascii="霞鹜文楷 Medium" w:hAnsi="霞鹜文楷 Medium" w:eastAsia="霞鹜文楷 Medium"/>
+          <w:rFonts w:ascii="霞鹜文楷 Medium" w:hAnsi="霞鹜文楷 Medium"/>
           <w:b/>
           <w:sz w:val="22"/>
         </w:rPr>
@@ -1705,13 +2397,14 @@
       </w:pPr>
       <w:r>
         <w:rPr>
-          <w:rFonts w:ascii="霞鹜文楷 Medium" w:hAnsi="霞鹜文楷 Medium" w:eastAsia="霞鹜文楷 Medium"/>
+          <w:rFonts w:ascii="霞鹜文楷 Medium" w:hAnsi="霞鹜文楷 Medium"/>
           <w:b/>
           <w:sz w:val="22"/>
         </w:rPr>
         <w:t>Double/triple bonds count as ONE electron domain in VSEPR</w:t>
       </w:r>
     </w:p>
+    <w:p/>
     <w:p>
       <w:pPr>
         <w:spacing w:after="40" w:before="80" w:line="240" w:lineRule="auto"/>
@@ -1721,7 +2414,7 @@
       </w:pPr>
       <w:r>
         <w:rPr>
-          <w:rFonts w:ascii="Arial" w:hAnsi="Arial" w:eastAsia="Arial"/>
+          <w:rFonts w:ascii="Arial" w:hAnsi="Arial"/>
           <w:b w:val="0"/>
           <w:sz w:val="22"/>
         </w:rPr>
@@ -1732,7 +2425,7 @@
       </w:r>
       <w:r>
         <w:rPr>
-          <w:rFonts w:ascii="Arial" w:hAnsi="Arial" w:eastAsia="Arial"/>
+          <w:rFonts w:ascii="Arial" w:hAnsi="Arial"/>
           <w:b w:val="0"/>
           <w:sz w:val="22"/>
         </w:rPr>
@@ -1745,7 +2438,7 @@
       </w:pPr>
       <w:r>
         <w:rPr>
-          <w:rFonts w:ascii="Arial" w:hAnsi="Arial" w:eastAsia="Arial"/>
+          <w:rFonts w:ascii="Arial" w:hAnsi="Arial"/>
           <w:b w:val="0"/>
           <w:sz w:val="22"/>
         </w:rPr>
@@ -1758,7 +2451,7 @@
       </w:pPr>
       <w:r>
         <w:rPr>
-          <w:rFonts w:ascii="Arial" w:hAnsi="Arial" w:eastAsia="Arial"/>
+          <w:rFonts w:ascii="Arial" w:hAnsi="Arial"/>
           <w:b w:val="0"/>
           <w:sz w:val="22"/>
         </w:rPr>
@@ -1771,7 +2464,7 @@
       </w:pPr>
       <w:r>
         <w:rPr>
-          <w:rFonts w:ascii="Arial" w:hAnsi="Arial" w:eastAsia="Arial"/>
+          <w:rFonts w:ascii="Arial" w:hAnsi="Arial"/>
           <w:b w:val="0"/>
           <w:sz w:val="22"/>
         </w:rPr>
@@ -1784,7 +2477,7 @@
       </w:pPr>
       <w:r>
         <w:rPr>
-          <w:rFonts w:ascii="Arial" w:hAnsi="Arial" w:eastAsia="Arial"/>
+          <w:rFonts w:ascii="Arial" w:hAnsi="Arial"/>
           <w:b w:val="0"/>
           <w:sz w:val="22"/>
         </w:rPr>
@@ -1805,31 +2498,44 @@
       </w:pPr>
       <w:r>
         <w:rPr>
-          <w:rFonts w:ascii="Arial" w:hAnsi="Arial" w:eastAsia="Arial"/>
+          <w:rFonts w:ascii="Arial" w:hAnsi="Arial"/>
           <w:b w:val="0"/>
           <w:sz w:val="22"/>
         </w:rPr>
-        <w:t>2. The oxalate ion, C₂O₄²⁻, has each carbon bonded to two oxygen atoms and the other carbon. What is the hybridization of each carbon?</w:t>
-      </w:r>
-      <w:r>
-        <w:tab/>
+        <w:t>2.</w:t>
       </w:r>
       <w:r>
         <w:rPr>
-          <w:rFonts w:ascii="Arial" w:hAnsi="Arial" w:eastAsia="Arial"/>
+          <w:rFonts w:ascii="Arial" w:hAnsi="Arial"/>
           <w:b w:val="0"/>
           <w:sz w:val="22"/>
         </w:rPr>
-        <w:t>（   ）</w:t>
+        <w:t xml:space="preserve"> The oxalate ion, C₂O₄²⁻, has each carbon bonded to two oxygen atoms and the other carbon.</w:t>
       </w:r>
     </w:p>
     <w:p>
       <w:pPr>
-        <w:spacing w:after="20" w:before="0" w:line="240" w:lineRule="auto"/>
+        <w:spacing w:after="40" w:before="80" w:line="240" w:lineRule="auto"/>
+        <w:tabs>
+          <w:tab w:val="right" w:pos="9072"/>
+        </w:tabs>
       </w:pPr>
       <w:r>
         <w:rPr>
-          <w:rFonts w:ascii="Arial" w:hAnsi="Arial" w:eastAsia="Arial"/>
+          <w:rFonts w:ascii="Arial" w:hAnsi="Arial"/>
+          <w:b w:val="0"/>
+          <w:sz w:val="22"/>
+        </w:rPr>
+        <w:t>What is the hybridization of each carbon?	（   ）</w:t>
+      </w:r>
+    </w:p>
+    <w:p>
+      <w:pPr>
+        <w:spacing w:after="20" w:before="0" w:line="240" w:lineRule="auto"/>
+      </w:pPr>
+      <w:r>
+        <w:rPr>
+          <w:rFonts w:ascii="Arial" w:hAnsi="Arial"/>
           <w:b w:val="0"/>
           <w:sz w:val="22"/>
         </w:rPr>
@@ -1842,7 +2548,7 @@
       </w:pPr>
       <w:r>
         <w:rPr>
-          <w:rFonts w:ascii="Arial" w:hAnsi="Arial" w:eastAsia="Arial"/>
+          <w:rFonts w:ascii="Arial" w:hAnsi="Arial"/>
           <w:b w:val="0"/>
           <w:sz w:val="22"/>
         </w:rPr>
@@ -1855,7 +2561,7 @@
       </w:pPr>
       <w:r>
         <w:rPr>
-          <w:rFonts w:ascii="Arial" w:hAnsi="Arial" w:eastAsia="Arial"/>
+          <w:rFonts w:ascii="Arial" w:hAnsi="Arial"/>
           <w:b w:val="0"/>
           <w:sz w:val="22"/>
         </w:rPr>
@@ -1868,7 +2574,7 @@
       </w:pPr>
       <w:r>
         <w:rPr>
-          <w:rFonts w:ascii="Arial" w:hAnsi="Arial" w:eastAsia="Arial"/>
+          <w:rFonts w:ascii="Arial" w:hAnsi="Arial"/>
           <w:b w:val="0"/>
           <w:sz w:val="22"/>
         </w:rPr>
@@ -1886,11 +2592,19 @@
       </w:pPr>
       <w:r>
         <w:rPr>
-          <w:rFonts w:ascii="Arial" w:hAnsi="Arial" w:eastAsia="Arial"/>
+          <w:rFonts w:ascii="Arial" w:hAnsi="Arial"/>
           <w:b w:val="0"/>
           <w:sz w:val="22"/>
         </w:rPr>
-        <w:t>3. The oxalate ion, C₂O₄²⁻, contains two carbon atoms connected by a single bond, with each carbon also bonded to two oxygen atoms.</w:t>
+        <w:t>3.</w:t>
+      </w:r>
+      <w:r>
+        <w:rPr>
+          <w:rFonts w:ascii="Arial" w:hAnsi="Arial"/>
+          <w:b w:val="0"/>
+          <w:sz w:val="22"/>
+        </w:rPr>
+        <w:t xml:space="preserve"> The oxalate ion, C₂O₄²⁻, contains two carbon atoms connected by a single bond, with each carbon also bonded to two oxygen atoms.</w:t>
       </w:r>
     </w:p>
     <w:p>
@@ -1902,7 +2616,7 @@
       </w:pPr>
       <w:r>
         <w:rPr>
-          <w:rFonts w:ascii="Arial" w:hAnsi="Arial" w:eastAsia="Arial"/>
+          <w:rFonts w:ascii="Arial" w:hAnsi="Arial"/>
           <w:b w:val="0"/>
           <w:sz w:val="22"/>
         </w:rPr>
@@ -1913,7 +2627,7 @@
       </w:r>
       <w:r>
         <w:rPr>
-          <w:rFonts w:ascii="Arial" w:hAnsi="Arial" w:eastAsia="Arial"/>
+          <w:rFonts w:ascii="Arial" w:hAnsi="Arial"/>
           <w:b w:val="0"/>
           <w:sz w:val="22"/>
         </w:rPr>
@@ -1929,7 +2643,7 @@
       </w:pPr>
       <w:r>
         <w:rPr>
-          <w:rFonts w:ascii="Arial" w:hAnsi="Arial" w:eastAsia="Arial"/>
+          <w:rFonts w:ascii="Arial" w:hAnsi="Arial"/>
           <w:b w:val="0"/>
           <w:sz w:val="22"/>
         </w:rPr>
@@ -1940,7 +2654,7 @@
       </w:r>
       <w:r>
         <w:rPr>
-          <w:rFonts w:ascii="Arial" w:hAnsi="Arial" w:eastAsia="Arial"/>
+          <w:rFonts w:ascii="Arial" w:hAnsi="Arial"/>
           <w:b w:val="0"/>
           <w:sz w:val="22"/>
         </w:rPr>
@@ -1956,7 +2670,7 @@
       </w:pPr>
       <w:r>
         <w:rPr>
-          <w:rFonts w:ascii="Arial" w:hAnsi="Arial" w:eastAsia="Arial"/>
+          <w:rFonts w:ascii="Arial" w:hAnsi="Arial"/>
           <w:b w:val="0"/>
           <w:sz w:val="22"/>
         </w:rPr>
@@ -1967,7 +2681,7 @@
       </w:r>
       <w:r>
         <w:rPr>
-          <w:rFonts w:ascii="Arial" w:hAnsi="Arial" w:eastAsia="Arial"/>
+          <w:rFonts w:ascii="Arial" w:hAnsi="Arial"/>
           <w:b w:val="0"/>
           <w:sz w:val="22"/>
         </w:rPr>
@@ -1985,7 +2699,7 @@
       </w:pPr>
       <w:r>
         <w:rPr>
-          <w:rFonts w:ascii="霞鹜文楷 Medium" w:hAnsi="霞鹜文楷 Medium" w:eastAsia="霞鹜文楷 Medium"/>
+          <w:rFonts w:ascii="霞鹜文楷 Medium" w:hAnsi="霞鹜文楷 Medium"/>
           <w:b/>
           <w:sz w:val="22"/>
         </w:rPr>
@@ -1998,7 +2712,7 @@
       </w:pPr>
       <w:r>
         <w:rPr>
-          <w:rFonts w:ascii="霞鹜文楷 Medium" w:hAnsi="霞鹜文楷 Medium" w:eastAsia="霞鹜文楷 Medium"/>
+          <w:rFonts w:ascii="霞鹜文楷 Medium" w:hAnsi="霞鹜文楷 Medium"/>
           <w:b/>
           <w:sz w:val="22"/>
         </w:rPr>
@@ -2011,7 +2725,7 @@
       </w:pPr>
       <w:r>
         <w:rPr>
-          <w:rFonts w:ascii="霞鹜文楷 Medium" w:hAnsi="霞鹜文楷 Medium" w:eastAsia="霞鹜文楷 Medium"/>
+          <w:rFonts w:ascii="霞鹜文楷 Medium" w:hAnsi="霞鹜文楷 Medium"/>
           <w:b/>
           <w:sz w:val="22"/>
         </w:rPr>
@@ -2024,7 +2738,7 @@
       </w:pPr>
       <w:r>
         <w:rPr>
-          <w:rFonts w:ascii="霞鹜文楷 Medium" w:hAnsi="霞鹜文楷 Medium" w:eastAsia="霞鹜文楷 Medium"/>
+          <w:rFonts w:ascii="霞鹜文楷 Medium" w:hAnsi="霞鹜文楷 Medium"/>
           <w:b/>
           <w:sz w:val="22"/>
         </w:rPr>
@@ -2037,13 +2751,14 @@
       </w:pPr>
       <w:r>
         <w:rPr>
-          <w:rFonts w:ascii="霞鹜文楷 Medium" w:hAnsi="霞鹜文楷 Medium" w:eastAsia="霞鹜文楷 Medium"/>
+          <w:rFonts w:ascii="霞鹜文楷 Medium" w:hAnsi="霞鹜文楷 Medium"/>
           <w:b/>
           <w:sz w:val="22"/>
         </w:rPr>
         <w:t>N-N single bond is unusually weak due to lone pair–lone pair repulsion between adjacent N atoms</w:t>
       </w:r>
     </w:p>
+    <w:p/>
     <w:p>
       <w:pPr>
         <w:spacing w:after="40" w:before="80" w:line="240" w:lineRule="auto"/>
@@ -2053,7 +2768,7 @@
       </w:pPr>
       <w:r>
         <w:rPr>
-          <w:rFonts w:ascii="Arial" w:hAnsi="Arial" w:eastAsia="Arial"/>
+          <w:rFonts w:ascii="Arial" w:hAnsi="Arial"/>
           <w:b w:val="0"/>
           <w:sz w:val="22"/>
         </w:rPr>
@@ -2064,7 +2779,7 @@
       </w:r>
       <w:r>
         <w:rPr>
-          <w:rFonts w:ascii="Arial" w:hAnsi="Arial" w:eastAsia="Arial"/>
+          <w:rFonts w:ascii="Arial" w:hAnsi="Arial"/>
           <w:b w:val="0"/>
           <w:sz w:val="22"/>
         </w:rPr>
@@ -2077,7 +2792,7 @@
       </w:pPr>
       <w:r>
         <w:rPr>
-          <w:rFonts w:ascii="Arial" w:hAnsi="Arial" w:eastAsia="Arial"/>
+          <w:rFonts w:ascii="Arial" w:hAnsi="Arial"/>
           <w:b w:val="0"/>
           <w:sz w:val="22"/>
         </w:rPr>
@@ -2090,7 +2805,7 @@
       </w:pPr>
       <w:r>
         <w:rPr>
-          <w:rFonts w:ascii="Arial" w:hAnsi="Arial" w:eastAsia="Arial"/>
+          <w:rFonts w:ascii="Arial" w:hAnsi="Arial"/>
           <w:b w:val="0"/>
           <w:sz w:val="22"/>
         </w:rPr>
@@ -2103,7 +2818,7 @@
       </w:pPr>
       <w:r>
         <w:rPr>
-          <w:rFonts w:ascii="Arial" w:hAnsi="Arial" w:eastAsia="Arial"/>
+          <w:rFonts w:ascii="Arial" w:hAnsi="Arial"/>
           <w:b w:val="0"/>
           <w:sz w:val="22"/>
         </w:rPr>
@@ -2116,7 +2831,7 @@
       </w:pPr>
       <w:r>
         <w:rPr>
-          <w:rFonts w:ascii="Arial" w:hAnsi="Arial" w:eastAsia="Arial"/>
+          <w:rFonts w:ascii="Arial" w:hAnsi="Arial"/>
           <w:b w:val="0"/>
           <w:sz w:val="22"/>
         </w:rPr>
@@ -2137,31 +2852,44 @@
       </w:pPr>
       <w:r>
         <w:rPr>
-          <w:rFonts w:ascii="Arial" w:hAnsi="Arial" w:eastAsia="Arial"/>
+          <w:rFonts w:ascii="Arial" w:hAnsi="Arial"/>
           <w:b w:val="0"/>
           <w:sz w:val="22"/>
         </w:rPr>
-        <w:t>2. The N-N single bond energy (163 kJ/mol) is significantly lower than the C-C single bond energy (348 kJ/mol). This is because:</w:t>
-      </w:r>
-      <w:r>
-        <w:tab/>
+        <w:t>2.</w:t>
       </w:r>
       <w:r>
         <w:rPr>
-          <w:rFonts w:ascii="Arial" w:hAnsi="Arial" w:eastAsia="Arial"/>
+          <w:rFonts w:ascii="Arial" w:hAnsi="Arial"/>
           <w:b w:val="0"/>
           <w:sz w:val="22"/>
         </w:rPr>
-        <w:t>（   ）</w:t>
+        <w:t xml:space="preserve"> The N-N single bond energy (163 kJ/mol) is significantly lower than the C-C single bond energy (348 kJ/mol).</w:t>
       </w:r>
     </w:p>
     <w:p>
       <w:pPr>
-        <w:spacing w:after="20" w:before="0" w:line="240" w:lineRule="auto"/>
+        <w:spacing w:after="40" w:before="80" w:line="240" w:lineRule="auto"/>
+        <w:tabs>
+          <w:tab w:val="right" w:pos="9072"/>
+        </w:tabs>
       </w:pPr>
       <w:r>
         <w:rPr>
-          <w:rFonts w:ascii="Arial" w:hAnsi="Arial" w:eastAsia="Arial"/>
+          <w:rFonts w:ascii="Arial" w:hAnsi="Arial"/>
+          <w:b w:val="0"/>
+          <w:sz w:val="22"/>
+        </w:rPr>
+        <w:t>This is because:	（   ）</w:t>
+      </w:r>
+    </w:p>
+    <w:p>
+      <w:pPr>
+        <w:spacing w:after="20" w:before="0" w:line="240" w:lineRule="auto"/>
+      </w:pPr>
+      <w:r>
+        <w:rPr>
+          <w:rFonts w:ascii="Arial" w:hAnsi="Arial"/>
           <w:b w:val="0"/>
           <w:sz w:val="22"/>
         </w:rPr>
@@ -2174,7 +2902,7 @@
       </w:pPr>
       <w:r>
         <w:rPr>
-          <w:rFonts w:ascii="Arial" w:hAnsi="Arial" w:eastAsia="Arial"/>
+          <w:rFonts w:ascii="Arial" w:hAnsi="Arial"/>
           <w:b w:val="0"/>
           <w:sz w:val="22"/>
         </w:rPr>
@@ -2187,7 +2915,7 @@
       </w:pPr>
       <w:r>
         <w:rPr>
-          <w:rFonts w:ascii="Arial" w:hAnsi="Arial" w:eastAsia="Arial"/>
+          <w:rFonts w:ascii="Arial" w:hAnsi="Arial"/>
           <w:b w:val="0"/>
           <w:sz w:val="22"/>
         </w:rPr>
@@ -2200,7 +2928,7 @@
       </w:pPr>
       <w:r>
         <w:rPr>
-          <w:rFonts w:ascii="Arial" w:hAnsi="Arial" w:eastAsia="Arial"/>
+          <w:rFonts w:ascii="Arial" w:hAnsi="Arial"/>
           <w:b w:val="0"/>
           <w:sz w:val="22"/>
         </w:rPr>
@@ -2221,22 +2949,93 @@
       </w:pPr>
       <w:r>
         <w:rPr>
-          <w:rFonts w:ascii="Arial" w:hAnsi="Arial" w:eastAsia="Arial"/>
+          <w:rFonts w:ascii="Arial" w:hAnsi="Arial"/>
           <w:b w:val="0"/>
           <w:sz w:val="22"/>
         </w:rPr>
-        <w:t>3. A potential energy curve for a diatomic molecule shows minimum energy at 199 pm with a well depth of 243 kJ/mol. These values represent the:</w:t>
+        <w:t>3. A potential energy curve for a diatomic molecule shows minimum energy at 199 pm with a well depth of 243 kJ/mol.</w:t>
       </w:r>
+    </w:p>
+    <w:p>
+      <w:pPr>
+        <w:spacing w:after="40" w:before="80" w:line="240" w:lineRule="auto"/>
+        <w:tabs>
+          <w:tab w:val="right" w:pos="9072"/>
+        </w:tabs>
+      </w:pPr>
       <w:r>
-        <w:tab/>
+        <w:rPr>
+          <w:rFonts w:ascii="Arial" w:hAnsi="Arial"/>
+          <w:b w:val="0"/>
+          <w:sz w:val="22"/>
+        </w:rPr>
+        <w:t>These values represent the:	（   ）</w:t>
+      </w:r>
+    </w:p>
+    <w:p>
+      <w:r>
+        <w:drawing>
+          <wp:inline xmlns:a="http://schemas.openxmlformats.org/drawingml/2006/main" xmlns:pic="http://schemas.openxmlformats.org/drawingml/2006/picture">
+            <wp:extent cx="3780000" cy="2408917"/>
+            <wp:docPr id="1" name="Picture 1"/>
+            <wp:cNvGraphicFramePr>
+              <a:graphicFrameLocks noChangeAspect="1"/>
+            </wp:cNvGraphicFramePr>
+            <a:graphic>
+              <a:graphicData uri="http://schemas.openxmlformats.org/drawingml/2006/picture">
+                <pic:pic>
+                  <pic:nvPicPr>
+                    <pic:cNvPr id="0" name="f_c02_01.png"/>
+                    <pic:cNvPicPr/>
+                  </pic:nvPicPr>
+                  <pic:blipFill>
+                    <a:blip r:embed="rId9"/>
+                    <a:stretch>
+                      <a:fillRect/>
+                    </a:stretch>
+                  </pic:blipFill>
+                  <pic:spPr>
+                    <a:xfrm>
+                      <a:off x="0" y="0"/>
+                      <a:ext cx="3780000" cy="2408917"/>
+                    </a:xfrm>
+                    <a:prstGeom prst="rect"/>
+                  </pic:spPr>
+                </pic:pic>
+              </a:graphicData>
+            </a:graphic>
+          </wp:inline>
+        </w:drawing>
+      </w:r>
+    </w:p>
+    <w:p>
+      <w:pPr>
+        <w:spacing w:before="20" w:after="120"/>
+      </w:pPr>
+      <w:r>
+        <w:rPr>
+          <w:rFonts w:ascii="霞鹜文楷 Medium" w:hAnsi="霞鹜文楷 Medium"/>
+          <w:b/>
+          <w:sz w:val="18"/>
+        </w:rPr>
+        <w:t>图 C₀2-1：双原子分子势能曲线（对应第 5 考点 MCQ3，r=199 pm，井深 243 kJ·mol</w:t>
       </w:r>
       <w:r>
         <w:rPr>
-          <w:rFonts w:ascii="Arial" w:hAnsi="Arial" w:eastAsia="Arial"/>
-          <w:b w:val="0"/>
-          <w:sz w:val="22"/>
+          <w:rFonts w:ascii="霞鹜文楷 Medium" w:hAnsi="霞鹜文楷 Medium"/>
+          <w:b/>
+          <w:sz w:val="18"/>
+          <w:vertAlign w:val="superscript"/>
         </w:rPr>
-        <w:t>（   ）</w:t>
+        <w:t>-1</w:t>
+      </w:r>
+      <w:r>
+        <w:rPr>
+          <w:rFonts w:ascii="霞鹜文楷 Medium" w:hAnsi="霞鹜文楷 Medium"/>
+          <w:b/>
+          <w:sz w:val="18"/>
+        </w:rPr>
+        <w:t>）</w:t>
       </w:r>
     </w:p>
     <w:p>
@@ -2245,7 +3044,7 @@
       </w:pPr>
       <w:r>
         <w:rPr>
-          <w:rFonts w:ascii="Arial" w:hAnsi="Arial" w:eastAsia="Arial"/>
+          <w:rFonts w:ascii="Arial" w:hAnsi="Arial"/>
           <w:b w:val="0"/>
           <w:sz w:val="22"/>
         </w:rPr>
@@ -2258,7 +3057,7 @@
       </w:pPr>
       <w:r>
         <w:rPr>
-          <w:rFonts w:ascii="Arial" w:hAnsi="Arial" w:eastAsia="Arial"/>
+          <w:rFonts w:ascii="Arial" w:hAnsi="Arial"/>
           <w:b w:val="0"/>
           <w:sz w:val="22"/>
         </w:rPr>
@@ -2271,7 +3070,7 @@
       </w:pPr>
       <w:r>
         <w:rPr>
-          <w:rFonts w:ascii="Arial" w:hAnsi="Arial" w:eastAsia="Arial"/>
+          <w:rFonts w:ascii="Arial" w:hAnsi="Arial"/>
           <w:b w:val="0"/>
           <w:sz w:val="22"/>
         </w:rPr>
@@ -2284,7 +3083,7 @@
       </w:pPr>
       <w:r>
         <w:rPr>
-          <w:rFonts w:ascii="Arial" w:hAnsi="Arial" w:eastAsia="Arial"/>
+          <w:rFonts w:ascii="Arial" w:hAnsi="Arial"/>
           <w:b w:val="0"/>
           <w:sz w:val="22"/>
         </w:rPr>
@@ -2302,7 +3101,7 @@
       </w:pPr>
       <w:r>
         <w:rPr>
-          <w:rFonts w:ascii="Arial" w:hAnsi="Arial" w:eastAsia="Arial"/>
+          <w:rFonts w:ascii="Arial" w:hAnsi="Arial"/>
           <w:b w:val="0"/>
           <w:sz w:val="22"/>
         </w:rPr>
@@ -2318,7 +3117,7 @@
       </w:pPr>
       <w:r>
         <w:rPr>
-          <w:rFonts w:ascii="Arial" w:hAnsi="Arial" w:eastAsia="Arial"/>
+          <w:rFonts w:ascii="Arial" w:hAnsi="Arial"/>
           <w:b w:val="0"/>
           <w:sz w:val="22"/>
         </w:rPr>
@@ -2329,7 +3128,7 @@
       </w:r>
       <w:r>
         <w:rPr>
-          <w:rFonts w:ascii="Arial" w:hAnsi="Arial" w:eastAsia="Arial"/>
+          <w:rFonts w:ascii="Arial" w:hAnsi="Arial"/>
           <w:b w:val="0"/>
           <w:sz w:val="22"/>
         </w:rPr>
@@ -2345,7 +3144,7 @@
       </w:pPr>
       <w:r>
         <w:rPr>
-          <w:rFonts w:ascii="Arial" w:hAnsi="Arial" w:eastAsia="Arial"/>
+          <w:rFonts w:ascii="Arial" w:hAnsi="Arial"/>
           <w:b w:val="0"/>
           <w:sz w:val="22"/>
         </w:rPr>
@@ -2356,7 +3155,7 @@
       </w:r>
       <w:r>
         <w:rPr>
-          <w:rFonts w:ascii="Arial" w:hAnsi="Arial" w:eastAsia="Arial"/>
+          <w:rFonts w:ascii="Arial" w:hAnsi="Arial"/>
           <w:b w:val="0"/>
           <w:sz w:val="22"/>
         </w:rPr>
@@ -2372,7 +3171,7 @@
       </w:pPr>
       <w:r>
         <w:rPr>
-          <w:rFonts w:ascii="Arial" w:hAnsi="Arial" w:eastAsia="Arial"/>
+          <w:rFonts w:ascii="Arial" w:hAnsi="Arial"/>
           <w:b w:val="0"/>
           <w:sz w:val="22"/>
         </w:rPr>
@@ -2383,7 +3182,7 @@
       </w:r>
       <w:r>
         <w:rPr>
-          <w:rFonts w:ascii="Arial" w:hAnsi="Arial" w:eastAsia="Arial"/>
+          <w:rFonts w:ascii="Arial" w:hAnsi="Arial"/>
           <w:b w:val="0"/>
           <w:sz w:val="22"/>
         </w:rPr>
@@ -2401,7 +3200,7 @@
       </w:pPr>
       <w:r>
         <w:rPr>
-          <w:rFonts w:ascii="霞鹜文楷 Medium" w:hAnsi="霞鹜文楷 Medium" w:eastAsia="霞鹜文楷 Medium"/>
+          <w:rFonts w:ascii="霞鹜文楷 Medium" w:hAnsi="霞鹜文楷 Medium"/>
           <w:b/>
           <w:sz w:val="22"/>
         </w:rPr>
@@ -2414,7 +3213,7 @@
       </w:pPr>
       <w:r>
         <w:rPr>
-          <w:rFonts w:ascii="霞鹜文楷 Medium" w:hAnsi="霞鹜文楷 Medium" w:eastAsia="霞鹜文楷 Medium"/>
+          <w:rFonts w:ascii="霞鹜文楷 Medium" w:hAnsi="霞鹜文楷 Medium"/>
           <w:b/>
           <w:sz w:val="22"/>
         </w:rPr>
@@ -2422,12 +3221,61 @@
       </w:r>
     </w:p>
     <w:p>
-      <w:pPr>
-        <w:spacing w:after="60" w:before="60" w:line="240" w:lineRule="auto"/>
+      <w:r>
+        <w:drawing>
+          <wp:inline xmlns:a="http://schemas.openxmlformats.org/drawingml/2006/main" xmlns:pic="http://schemas.openxmlformats.org/drawingml/2006/picture">
+            <wp:extent cx="3780000" cy="2561259"/>
+            <wp:docPr id="2" name="Picture 2"/>
+            <wp:cNvGraphicFramePr>
+              <a:graphicFrameLocks noChangeAspect="1"/>
+            </wp:cNvGraphicFramePr>
+            <a:graphic>
+              <a:graphicData uri="http://schemas.openxmlformats.org/drawingml/2006/picture">
+                <pic:pic>
+                  <pic:nvPicPr>
+                    <pic:cNvPr id="0" name="f_c02_02.png"/>
+                    <pic:cNvPicPr/>
+                  </pic:nvPicPr>
+                  <pic:blipFill>
+                    <a:blip r:embed="rId10"/>
+                    <a:stretch>
+                      <a:fillRect/>
+                    </a:stretch>
+                  </pic:blipFill>
+                  <pic:spPr>
+                    <a:xfrm>
+                      <a:off x="0" y="0"/>
+                      <a:ext cx="3780000" cy="2561259"/>
+                    </a:xfrm>
+                    <a:prstGeom prst="rect"/>
+                  </pic:spPr>
+                </pic:pic>
+              </a:graphicData>
+            </a:graphic>
+          </wp:inline>
+        </w:drawing>
+      </w:r>
+    </w:p>
+    <w:p>
+      <w:pPr>
+        <w:spacing w:before="20" w:after="120"/>
       </w:pPr>
       <w:r>
         <w:rPr>
-          <w:rFonts w:ascii="霞鹜文楷 Medium" w:hAnsi="霞鹜文楷 Medium" w:eastAsia="霞鹜文楷 Medium"/>
+          <w:rFonts w:ascii="霞鹜文楷 Medium" w:hAnsi="霞鹜文楷 Medium"/>
+          <w:b/>
+          <w:sz w:val="18"/>
+        </w:rPr>
+        <w:t>图 C₀2-2：Pauling 电负性周期趋势图（对应第 6 考点）</w:t>
+      </w:r>
+    </w:p>
+    <w:p>
+      <w:pPr>
+        <w:spacing w:after="60" w:before="60" w:line="240" w:lineRule="auto"/>
+      </w:pPr>
+      <w:r>
+        <w:rPr>
+          <w:rFonts w:ascii="霞鹜文楷 Medium" w:hAnsi="霞鹜文楷 Medium"/>
           <w:b/>
           <w:sz w:val="22"/>
         </w:rPr>
@@ -2440,13 +3288,14 @@
       </w:pPr>
       <w:r>
         <w:rPr>
-          <w:rFonts w:ascii="霞鹜文楷 Medium" w:hAnsi="霞鹜文楷 Medium" w:eastAsia="霞鹜文楷 Medium"/>
+          <w:rFonts w:ascii="霞鹜文楷 Medium" w:hAnsi="霞鹜文楷 Medium"/>
           <w:b/>
           <w:sz w:val="22"/>
         </w:rPr>
         <w:t>Dipole moment (偶极矩): vector sum of bond dipoles; symmetrical molecules can be nonpolar despite polar bonds (e.g. CO₂, CCl₄)</w:t>
       </w:r>
     </w:p>
+    <w:p/>
     <w:p>
       <w:pPr>
         <w:spacing w:after="40" w:before="80" w:line="240" w:lineRule="auto"/>
@@ -2456,7 +3305,7 @@
       </w:pPr>
       <w:r>
         <w:rPr>
-          <w:rFonts w:ascii="Arial" w:hAnsi="Arial" w:eastAsia="Arial"/>
+          <w:rFonts w:ascii="Arial" w:hAnsi="Arial"/>
           <w:b w:val="0"/>
           <w:sz w:val="22"/>
         </w:rPr>
@@ -2467,7 +3316,7 @@
       </w:r>
       <w:r>
         <w:rPr>
-          <w:rFonts w:ascii="Arial" w:hAnsi="Arial" w:eastAsia="Arial"/>
+          <w:rFonts w:ascii="Arial" w:hAnsi="Arial"/>
           <w:b w:val="0"/>
           <w:sz w:val="22"/>
         </w:rPr>
@@ -2480,7 +3329,7 @@
       </w:pPr>
       <w:r>
         <w:rPr>
-          <w:rFonts w:ascii="Arial" w:hAnsi="Arial" w:eastAsia="Arial"/>
+          <w:rFonts w:ascii="Arial" w:hAnsi="Arial"/>
           <w:b w:val="0"/>
           <w:sz w:val="22"/>
         </w:rPr>
@@ -2493,7 +3342,7 @@
       </w:pPr>
       <w:r>
         <w:rPr>
-          <w:rFonts w:ascii="Arial" w:hAnsi="Arial" w:eastAsia="Arial"/>
+          <w:rFonts w:ascii="Arial" w:hAnsi="Arial"/>
           <w:b w:val="0"/>
           <w:sz w:val="22"/>
         </w:rPr>
@@ -2506,7 +3355,7 @@
       </w:pPr>
       <w:r>
         <w:rPr>
-          <w:rFonts w:ascii="Arial" w:hAnsi="Arial" w:eastAsia="Arial"/>
+          <w:rFonts w:ascii="Arial" w:hAnsi="Arial"/>
           <w:b w:val="0"/>
           <w:sz w:val="22"/>
         </w:rPr>
@@ -2519,7 +3368,7 @@
       </w:pPr>
       <w:r>
         <w:rPr>
-          <w:rFonts w:ascii="Arial" w:hAnsi="Arial" w:eastAsia="Arial"/>
+          <w:rFonts w:ascii="Arial" w:hAnsi="Arial"/>
           <w:b w:val="0"/>
           <w:sz w:val="22"/>
         </w:rPr>
@@ -2540,7 +3389,7 @@
       </w:pPr>
       <w:r>
         <w:rPr>
-          <w:rFonts w:ascii="Arial" w:hAnsi="Arial" w:eastAsia="Arial"/>
+          <w:rFonts w:ascii="Arial" w:hAnsi="Arial"/>
           <w:b w:val="0"/>
           <w:sz w:val="22"/>
         </w:rPr>
@@ -2551,7 +3400,7 @@
       </w:r>
       <w:r>
         <w:rPr>
-          <w:rFonts w:ascii="Arial" w:hAnsi="Arial" w:eastAsia="Arial"/>
+          <w:rFonts w:ascii="Arial" w:hAnsi="Arial"/>
           <w:b w:val="0"/>
           <w:sz w:val="22"/>
         </w:rPr>
@@ -2564,7 +3413,7 @@
       </w:pPr>
       <w:r>
         <w:rPr>
-          <w:rFonts w:ascii="Arial" w:hAnsi="Arial" w:eastAsia="Arial"/>
+          <w:rFonts w:ascii="Arial" w:hAnsi="Arial"/>
           <w:b w:val="0"/>
           <w:sz w:val="22"/>
         </w:rPr>
@@ -2577,7 +3426,7 @@
       </w:pPr>
       <w:r>
         <w:rPr>
-          <w:rFonts w:ascii="Arial" w:hAnsi="Arial" w:eastAsia="Arial"/>
+          <w:rFonts w:ascii="Arial" w:hAnsi="Arial"/>
           <w:b w:val="0"/>
           <w:sz w:val="22"/>
         </w:rPr>
@@ -2590,7 +3439,7 @@
       </w:pPr>
       <w:r>
         <w:rPr>
-          <w:rFonts w:ascii="Arial" w:hAnsi="Arial" w:eastAsia="Arial"/>
+          <w:rFonts w:ascii="Arial" w:hAnsi="Arial"/>
           <w:b w:val="0"/>
           <w:sz w:val="22"/>
         </w:rPr>
@@ -2603,7 +3452,7 @@
       </w:pPr>
       <w:r>
         <w:rPr>
-          <w:rFonts w:ascii="Arial" w:hAnsi="Arial" w:eastAsia="Arial"/>
+          <w:rFonts w:ascii="Arial" w:hAnsi="Arial"/>
           <w:b w:val="0"/>
           <w:sz w:val="22"/>
         </w:rPr>
@@ -2624,7 +3473,7 @@
       </w:pPr>
       <w:r>
         <w:rPr>
-          <w:rFonts w:ascii="Arial" w:hAnsi="Arial" w:eastAsia="Arial"/>
+          <w:rFonts w:ascii="Arial" w:hAnsi="Arial"/>
           <w:b w:val="0"/>
           <w:sz w:val="22"/>
         </w:rPr>
@@ -2635,7 +3484,7 @@
       </w:r>
       <w:r>
         <w:rPr>
-          <w:rFonts w:ascii="Arial" w:hAnsi="Arial" w:eastAsia="Arial"/>
+          <w:rFonts w:ascii="Arial" w:hAnsi="Arial"/>
           <w:b w:val="0"/>
           <w:sz w:val="22"/>
         </w:rPr>
@@ -2648,7 +3497,7 @@
       </w:pPr>
       <w:r>
         <w:rPr>
-          <w:rFonts w:ascii="Arial" w:hAnsi="Arial" w:eastAsia="Arial"/>
+          <w:rFonts w:ascii="Arial" w:hAnsi="Arial"/>
           <w:b w:val="0"/>
           <w:sz w:val="22"/>
         </w:rPr>
@@ -2661,7 +3510,7 @@
       </w:pPr>
       <w:r>
         <w:rPr>
-          <w:rFonts w:ascii="Arial" w:hAnsi="Arial" w:eastAsia="Arial"/>
+          <w:rFonts w:ascii="Arial" w:hAnsi="Arial"/>
           <w:b w:val="0"/>
           <w:sz w:val="22"/>
         </w:rPr>
@@ -2674,7 +3523,7 @@
       </w:pPr>
       <w:r>
         <w:rPr>
-          <w:rFonts w:ascii="Arial" w:hAnsi="Arial" w:eastAsia="Arial"/>
+          <w:rFonts w:ascii="Arial" w:hAnsi="Arial"/>
           <w:b w:val="0"/>
           <w:sz w:val="22"/>
         </w:rPr>
@@ -2687,7 +3536,7 @@
       </w:pPr>
       <w:r>
         <w:rPr>
-          <w:rFonts w:ascii="Arial" w:hAnsi="Arial" w:eastAsia="Arial"/>
+          <w:rFonts w:ascii="Arial" w:hAnsi="Arial"/>
           <w:b w:val="0"/>
           <w:sz w:val="22"/>
         </w:rPr>
@@ -2705,7 +3554,7 @@
       </w:pPr>
       <w:r>
         <w:rPr>
-          <w:rFonts w:ascii="Arial" w:hAnsi="Arial" w:eastAsia="Arial"/>
+          <w:rFonts w:ascii="Arial" w:hAnsi="Arial"/>
           <w:b w:val="0"/>
           <w:sz w:val="22"/>
         </w:rPr>
@@ -2721,7 +3570,7 @@
       </w:pPr>
       <w:r>
         <w:rPr>
-          <w:rFonts w:ascii="Arial" w:hAnsi="Arial" w:eastAsia="Arial"/>
+          <w:rFonts w:ascii="Arial" w:hAnsi="Arial"/>
           <w:b w:val="0"/>
           <w:sz w:val="22"/>
         </w:rPr>
@@ -2732,7 +3581,7 @@
       </w:r>
       <w:r>
         <w:rPr>
-          <w:rFonts w:ascii="Arial" w:hAnsi="Arial" w:eastAsia="Arial"/>
+          <w:rFonts w:ascii="Arial" w:hAnsi="Arial"/>
           <w:b w:val="0"/>
           <w:sz w:val="22"/>
         </w:rPr>
@@ -2748,7 +3597,7 @@
       </w:pPr>
       <w:r>
         <w:rPr>
-          <w:rFonts w:ascii="Arial" w:hAnsi="Arial" w:eastAsia="Arial"/>
+          <w:rFonts w:ascii="Arial" w:hAnsi="Arial"/>
           <w:b w:val="0"/>
           <w:sz w:val="22"/>
         </w:rPr>
@@ -2759,7 +3608,7 @@
       </w:r>
       <w:r>
         <w:rPr>
-          <w:rFonts w:ascii="Arial" w:hAnsi="Arial" w:eastAsia="Arial"/>
+          <w:rFonts w:ascii="Arial" w:hAnsi="Arial"/>
           <w:b w:val="0"/>
           <w:sz w:val="22"/>
         </w:rPr>
